--- a/docs/HALAH_Implementation_v1.2_Sepolia.docx
+++ b/docs/HALAH_Implementation_v1.2_Sepolia.docx
@@ -1094,7 +1094,7 @@
       <w:r>
         <w:t xml:space="preserve">After confirmation the contract is listed on Sepolia at </w:t>
       </w:r>
-      <w:hyperlink w:history="1" r:id="rIdvnkil2wtduenkdkbpcof7">
+      <w:hyperlink w:history="1" r:id="rIdv0ymhrxpued9i75pjuu2o">
         <w:r>
           <w:rPr>
             <w:rStyle w:val="Hyperlink"/>
@@ -2126,8 +2126,8 @@
         <w:keepNext/>
         <w:pBdr>
           <w:top w:val="dashed" w:color="C0504D" w:sz="8" w:space="8"/>
+          <w:left w:val="dashed" w:color="C0504D" w:sz="8" w:space="8"/>
           <w:bottom w:val="dashed" w:color="C0504D" w:sz="8" w:space="8"/>
-          <w:left w:val="dashed" w:color="C0504D" w:sz="8" w:space="8"/>
           <w:right w:val="dashed" w:color="C0504D" w:sz="8" w:space="8"/>
         </w:pBdr>
         <w:shd w:fill="FDF2F2" w:color="auto" w:val="clear"/>
@@ -2400,8 +2400,8 @@
         <w:keepNext/>
         <w:pBdr>
           <w:top w:val="dashed" w:color="C0504D" w:sz="8" w:space="8"/>
+          <w:left w:val="dashed" w:color="C0504D" w:sz="8" w:space="8"/>
           <w:bottom w:val="dashed" w:color="C0504D" w:sz="8" w:space="8"/>
-          <w:left w:val="dashed" w:color="C0504D" w:sz="8" w:space="8"/>
           <w:right w:val="dashed" w:color="C0504D" w:sz="8" w:space="8"/>
         </w:pBdr>
         <w:shd w:fill="FDF2F2" w:color="auto" w:val="clear"/>
@@ -2460,7 +2460,7 @@
       <w:r>
         <w:t xml:space="preserve">The mint transaction can be inspected at </w:t>
       </w:r>
-      <w:hyperlink w:history="1" r:id="rIdltwsq-t2ce9o9btkgc8gk">
+      <w:hyperlink w:history="1" r:id="rIdrsbny73req3fmdhg7bnwa">
         <w:r>
           <w:rPr>
             <w:rStyle w:val="Hyperlink"/>
@@ -2477,8 +2477,8 @@
         <w:keepNext/>
         <w:pBdr>
           <w:top w:val="dashed" w:color="C0504D" w:sz="8" w:space="8"/>
+          <w:left w:val="dashed" w:color="C0504D" w:sz="8" w:space="8"/>
           <w:bottom w:val="dashed" w:color="C0504D" w:sz="8" w:space="8"/>
-          <w:left w:val="dashed" w:color="C0504D" w:sz="8" w:space="8"/>
           <w:right w:val="dashed" w:color="C0504D" w:sz="8" w:space="8"/>
         </w:pBdr>
         <w:shd w:fill="FDF2F2" w:color="auto" w:val="clear"/>
@@ -3129,8 +3129,8 @@
         <w:keepNext/>
         <w:pBdr>
           <w:top w:val="dashed" w:color="C0504D" w:sz="8" w:space="8"/>
+          <w:left w:val="dashed" w:color="C0504D" w:sz="8" w:space="8"/>
           <w:bottom w:val="dashed" w:color="C0504D" w:sz="8" w:space="8"/>
-          <w:left w:val="dashed" w:color="C0504D" w:sz="8" w:space="8"/>
           <w:right w:val="dashed" w:color="C0504D" w:sz="8" w:space="8"/>
         </w:pBdr>
         <w:shd w:fill="FDF2F2" w:color="auto" w:val="clear"/>
@@ -3652,8 +3652,8 @@
         <w:keepNext/>
         <w:pBdr>
           <w:top w:val="dashed" w:color="C0504D" w:sz="8" w:space="8"/>
+          <w:left w:val="dashed" w:color="C0504D" w:sz="8" w:space="8"/>
           <w:bottom w:val="dashed" w:color="C0504D" w:sz="8" w:space="8"/>
-          <w:left w:val="dashed" w:color="C0504D" w:sz="8" w:space="8"/>
           <w:right w:val="dashed" w:color="C0504D" w:sz="8" w:space="8"/>
         </w:pBdr>
         <w:shd w:fill="FDF2F2" w:color="auto" w:val="clear"/>
@@ -3712,7 +3712,7 @@
       <w:r>
         <w:t xml:space="preserve">The revocation transaction is available at </w:t>
       </w:r>
-      <w:hyperlink w:history="1" r:id="rIdczvqeu-mnjn8sbc3yx-kd">
+      <w:hyperlink w:history="1" r:id="rIdjcgzdvgn6stsvzs-knrcz">
         <w:r>
           <w:rPr>
             <w:rStyle w:val="Hyperlink"/>
@@ -3729,8 +3729,8 @@
         <w:keepNext/>
         <w:pBdr>
           <w:top w:val="dashed" w:color="C0504D" w:sz="8" w:space="8"/>
+          <w:left w:val="dashed" w:color="C0504D" w:sz="8" w:space="8"/>
           <w:bottom w:val="dashed" w:color="C0504D" w:sz="8" w:space="8"/>
-          <w:left w:val="dashed" w:color="C0504D" w:sz="8" w:space="8"/>
           <w:right w:val="dashed" w:color="C0504D" w:sz="8" w:space="8"/>
         </w:pBdr>
         <w:shd w:fill="FDF2F2" w:color="auto" w:val="clear"/>
@@ -3823,8 +3823,8 @@
         <w:keepNext/>
         <w:pBdr>
           <w:top w:val="dashed" w:color="C0504D" w:sz="8" w:space="8"/>
+          <w:left w:val="dashed" w:color="C0504D" w:sz="8" w:space="8"/>
           <w:bottom w:val="dashed" w:color="C0504D" w:sz="8" w:space="8"/>
-          <w:left w:val="dashed" w:color="C0504D" w:sz="8" w:space="8"/>
           <w:right w:val="dashed" w:color="C0504D" w:sz="8" w:space="8"/>
         </w:pBdr>
         <w:shd w:fill="FDF2F2" w:color="auto" w:val="clear"/>
@@ -6437,8 +6437,8 @@
         <w:keepNext/>
         <w:pBdr>
           <w:top w:val="dashed" w:color="C0504D" w:sz="8" w:space="8"/>
+          <w:left w:val="dashed" w:color="C0504D" w:sz="8" w:space="8"/>
           <w:bottom w:val="dashed" w:color="C0504D" w:sz="8" w:space="8"/>
-          <w:left w:val="dashed" w:color="C0504D" w:sz="8" w:space="8"/>
           <w:right w:val="dashed" w:color="C0504D" w:sz="8" w:space="8"/>
         </w:pBdr>
         <w:shd w:fill="FDF2F2" w:color="auto" w:val="clear"/>
@@ -13654,7 +13654,7 @@
       <w:r>
         <w:t xml:space="preserve">Contract: </w:t>
       </w:r>
-      <w:hyperlink w:history="1" r:id="rId-nxyxuqmufrx90tvtn3im">
+      <w:hyperlink w:history="1" r:id="rIdpafnzl5vnofta91znb8o8">
         <w:r>
           <w:rPr>
             <w:rStyle w:val="Hyperlink"/>
@@ -13671,7 +13671,7 @@
       <w:r>
         <w:t xml:space="preserve">Mint of token #1: </w:t>
       </w:r>
-      <w:hyperlink w:history="1" r:id="rId2ap2m2t5xdnynleal4ivu">
+      <w:hyperlink w:history="1" r:id="rId0lu39podq0kcdum_wm38p">
         <w:r>
           <w:rPr>
             <w:rStyle w:val="Hyperlink"/>
@@ -13688,7 +13688,7 @@
       <w:r>
         <w:t xml:space="preserve">Revocation of token #1: </w:t>
       </w:r>
-      <w:hyperlink w:history="1" r:id="rIdk5d96cl1idpbrxyltg291">
+      <w:hyperlink w:history="1" r:id="rIdw4udevo7glfm6hcho5b8o">
         <w:r>
           <w:rPr>
             <w:rStyle w:val="Hyperlink"/>

--- a/docs/HALAH_Implementation_v1.2_Sepolia.docx
+++ b/docs/HALAH_Implementation_v1.2_Sepolia.docx
@@ -1094,7 +1094,7 @@
       <w:r>
         <w:t xml:space="preserve">After confirmation the contract is listed on Sepolia at </w:t>
       </w:r>
-      <w:hyperlink w:history="1" r:id="rIdv0ymhrxpued9i75pjuu2o">
+      <w:hyperlink w:history="1" r:id="rIduv9zjp0pd1e0dsgza0mao">
         <w:r>
           <w:rPr>
             <w:rStyle w:val="Hyperlink"/>
@@ -2124,852 +2124,15 @@
     <w:p>
       <w:pPr>
         <w:keepNext/>
-        <w:pBdr>
-          <w:top w:val="dashed" w:color="C0504D" w:sz="8" w:space="8"/>
-          <w:left w:val="dashed" w:color="C0504D" w:sz="8" w:space="8"/>
-          <w:bottom w:val="dashed" w:color="C0504D" w:sz="8" w:space="8"/>
-          <w:right w:val="dashed" w:color="C0504D" w:sz="8" w:space="8"/>
-        </w:pBdr>
-        <w:shd w:fill="FDF2F2" w:color="auto" w:val="clear"/>
-        <w:spacing w:after="0" w:before="160"/>
-        <w:jc w:val="center"/>
-      </w:pPr>
-      <w:r>
-        <w:rPr>
-          <w:b/>
-          <w:bCs/>
-          <w:color w:val="C0504D"/>
-        </w:rPr>
-        <w:t xml:space="preserve">[ SCREENSHOT PENDING M1 ]</w:t>
-      </w:r>
-      <w:r>
-        <w:rPr>
-          <w:color w:val="7F2A28"/>
-          <w:sz w:val="19"/>
-          <w:szCs w:val="19"/>
-        </w:rPr>
-        <w:br/>
-        <w:t xml:space="preserve">  Insert here: Patient page after pressing Initial Consent, showing the CONSENT CREATED box with the Consent ID.</w:t>
-      </w:r>
-    </w:p>
-    <w:p>
-      <w:pPr>
-        <w:spacing w:after="200" w:before="60"/>
-        <w:jc w:val="center"/>
-      </w:pPr>
-      <w:r>
-        <w:rPr>
-          <w:b/>
-          <w:bCs/>
-          <w:i/>
-          <w:iCs/>
-          <w:sz w:val="19"/>
-          <w:szCs w:val="19"/>
-        </w:rPr>
-        <w:t xml:space="preserve">Figure 4. </w:t>
-      </w:r>
-      <w:r>
-        <w:rPr>
-          <w:i/>
-          <w:iCs/>
-          <w:sz w:val="19"/>
-          <w:szCs w:val="19"/>
-        </w:rPr>
-        <w:t xml:space="preserve">Patient subsystem: consent f050c29a created with four EMR modules, two guardians and jurisdiction AU.</w:t>
-      </w:r>
-    </w:p>
-    <w:p>
-      <w:pPr>
-        <w:spacing w:after="160" w:before="60" w:line="276"/>
-        <w:jc w:val="both"/>
-      </w:pPr>
-      <w:r>
-        <w:t xml:space="preserve">This module therefore corresponds to </w:t>
-      </w:r>
-      <w:r>
-        <w:rPr>
-          <w:b/>
-          <w:bCs/>
-        </w:rPr>
-        <w:t xml:space="preserve">Consent Object Construction and Patient Initiation</w:t>
-      </w:r>
-      <w:r>
-        <w:t xml:space="preserve">.</w:t>
-      </w:r>
-    </w:p>
-    <w:p>
-      <w:pPr>
-        <w:pStyle w:val="Heading1"/>
-        <w:spacing w:after="140" w:before="320"/>
-      </w:pPr>
-      <w:r>
-        <w:t xml:space="preserve">3. Guardian Cryptographic Approval (SRQ2)</w:t>
-      </w:r>
-    </w:p>
-    <w:p>
-      <w:pPr>
-        <w:spacing w:after="120" w:line="276"/>
-        <w:jc w:val="both"/>
-      </w:pPr>
-      <w:r>
-        <w:t xml:space="preserve">The guardian subsystem operationalises the multi-party authorisation component. A guardian enters the target Consent ID, the system retrieves the pending consent, and the guardian approves it with an </w:t>
-      </w:r>
-      <w:r>
-        <w:rPr>
-          <w:b/>
-          <w:bCs/>
-        </w:rPr>
-        <w:t xml:space="preserve">EIP-712 typed-data signature</w:t>
-      </w:r>
-      <w:r>
-        <w:t xml:space="preserve"> over the following structure:</w:t>
-      </w:r>
-    </w:p>
-    <w:p>
-      <w:pPr>
-        <w:spacing w:after="140" w:before="80"/>
-        <w:jc w:val="center"/>
-      </w:pPr>
-      <m:oMath>
-        <m:r>
-          <m:t>domain = ("HALAH Consent", "1", chainId 11155111)</m:t>
-        </m:r>
-      </m:oMath>
-    </w:p>
-    <w:p>
-      <w:pPr>
-        <w:spacing w:after="140" w:before="80"/>
-        <w:jc w:val="center"/>
-      </w:pPr>
-      <m:oMath>
-        <m:r>
-          <m:t>Approval = { consentId : string, guardian : string (DID), action : "APPROVE" }</m:t>
-        </m:r>
-      </m:oMath>
-    </w:p>
-    <w:p>
-      <w:pPr>
-        <w:spacing w:after="120" w:line="276"/>
-        <w:jc w:val="both"/>
-      </w:pPr>
-      <w:r>
-        <w:t xml:space="preserve">The signature binds the approval to the consent, the guardian DID and the network; because the domain has no </w:t>
-      </w:r>
-      <w:r>
-        <w:rPr>
-          <w:rFonts w:ascii="Consolas" w:cs="Consolas" w:eastAsia="Consolas" w:hAnsi="Consolas"/>
-          <w:sz w:val="19"/>
-          <w:szCs w:val="19"/>
-        </w:rPr>
-        <w:t xml:space="preserve">verifyingContract</w:t>
-      </w:r>
-      <w:r>
-        <w:t xml:space="preserve"> field it is not bound to a specific contract. The application recovers the signer off-chain (web3.py </w:t>
-      </w:r>
-      <w:r>
-        <w:rPr>
-          <w:rFonts w:ascii="Consolas" w:cs="Consolas" w:eastAsia="Consolas" w:hAnsi="Consolas"/>
-          <w:sz w:val="19"/>
-          <w:szCs w:val="19"/>
-        </w:rPr>
-        <w:t xml:space="preserve">recover_message</w:t>
-      </w:r>
-      <w:r>
-        <w:t xml:space="preserve">) and compares it with the address associated with the guardian DID. In this prototype that address, and the signing key, are derived deterministically from the DID, so the application signs on the guardian's behalf (see Section 14). Signatures for another consent, another guardian or another chain fail verification, and the interface refuses a second signature from the same guardian. Activation requires every designated guardian:</w:t>
-      </w:r>
-    </w:p>
-    <w:p>
-      <w:pPr>
-        <w:spacing w:after="140" w:before="80"/>
-        <w:jc w:val="center"/>
-      </w:pPr>
-      <m:oMath>
-        <m:r>
-          <m:t>Σ_{g ∈ G} VerifySig(g, C) ≥ threshold = |G|   (here |G| = 2)</m:t>
-        </m:r>
-      </m:oMath>
-    </w:p>
-    <w:p>
-      <w:pPr>
-        <w:spacing w:after="120" w:line="276"/>
-        <w:jc w:val="both"/>
-      </w:pPr>
-      <w:r>
-        <w:t xml:space="preserve">In the evaluated run the two approvals were recorded at 09:51:05 and 09:51:07 from two distinct signer addresses (</w:t>
-      </w:r>
-      <w:r>
-        <w:rPr>
-          <w:rFonts w:ascii="Consolas" w:cs="Consolas" w:eastAsia="Consolas" w:hAnsi="Consolas"/>
-          <w:sz w:val="19"/>
-          <w:szCs w:val="19"/>
-        </w:rPr>
-        <w:t xml:space="preserve">0x3Af549…c570</w:t>
-      </w:r>
-      <w:r>
-        <w:t xml:space="preserve"> for guardian A and </w:t>
-      </w:r>
-      <w:r>
-        <w:rPr>
-          <w:rFonts w:ascii="Consolas" w:cs="Consolas" w:eastAsia="Consolas" w:hAnsi="Consolas"/>
-          <w:sz w:val="19"/>
-          <w:szCs w:val="19"/>
-        </w:rPr>
-        <w:t xml:space="preserve">0x39B12b…C90d</w:t>
-      </w:r>
-      <w:r>
-        <w:t xml:space="preserve"> for guardian B). When the threshold is reached the application records a provisional local identifier (</w:t>
-      </w:r>
-      <w:r>
-        <w:rPr>
-          <w:rFonts w:ascii="Consolas" w:cs="Consolas" w:eastAsia="Consolas" w:hAnsi="Consolas"/>
-          <w:sz w:val="19"/>
-          <w:szCs w:val="19"/>
-        </w:rPr>
-        <w:t xml:space="preserve">MINT_SBT</w:t>
-      </w:r>
-      <w:r>
-        <w:t xml:space="preserve">, </w:t>
-      </w:r>
-      <w:r>
-        <w:rPr>
-          <w:rFonts w:ascii="Consolas" w:cs="Consolas" w:eastAsia="Consolas" w:hAnsi="Consolas"/>
-          <w:sz w:val="19"/>
-          <w:szCs w:val="19"/>
-        </w:rPr>
-        <w:t xml:space="preserve">SBT-LOCAL-f050c29a</w:t>
-      </w:r>
-      <w:r>
-        <w:t xml:space="preserve">) and starts a background job that calls </w:t>
-      </w:r>
-      <w:r>
-        <w:rPr>
-          <w:rFonts w:ascii="Consolas" w:cs="Consolas" w:eastAsia="Consolas" w:hAnsi="Consolas"/>
-          <w:sz w:val="19"/>
-          <w:szCs w:val="19"/>
-        </w:rPr>
-        <w:t xml:space="preserve">mintConsentV3</w:t>
-      </w:r>
-      <w:r>
-        <w:t xml:space="preserve"> (selector </w:t>
-      </w:r>
-      <w:r>
-        <w:rPr>
-          <w:rFonts w:ascii="Consolas" w:cs="Consolas" w:eastAsia="Consolas" w:hAnsi="Consolas"/>
-          <w:sz w:val="19"/>
-          <w:szCs w:val="19"/>
-        </w:rPr>
-        <w:t xml:space="preserve">0x1e1e7c76</w:t>
-      </w:r>
-      <w:r>
-        <w:t xml:space="preserve">) from the owner account. The transaction was confirmed in block </w:t>
-      </w:r>
-      <w:r>
-        <w:rPr>
-          <w:b/>
-          <w:bCs/>
-        </w:rPr>
-        <w:t xml:space="preserve">11,771,243</w:t>
-      </w:r>
-      <w:r>
-        <w:t xml:space="preserve"> at 09:51:12, used 196,406 gas and produced </w:t>
-      </w:r>
-      <w:r>
-        <w:rPr>
-          <w:b/>
-          <w:bCs/>
-        </w:rPr>
-        <w:t xml:space="preserve">token #1</w:t>
-      </w:r>
-      <w:r>
-        <w:t xml:space="preserve"> (displayed in the application as SBT-1), which replaced the provisional identifier. The token is held by the pseudonymous patient address </w:t>
-      </w:r>
-      <w:r>
-        <w:rPr>
-          <w:rFonts w:ascii="Consolas" w:cs="Consolas" w:eastAsia="Consolas" w:hAnsi="Consolas"/>
-          <w:sz w:val="19"/>
-          <w:szCs w:val="19"/>
-        </w:rPr>
-        <w:t xml:space="preserve">0x789997BF…E30C5</w:t>
-      </w:r>
-      <w:r>
-        <w:t xml:space="preserve">, the last 20 bytes of keccak256 of the patient DID (Figure 5, Figure 6).</w:t>
-      </w:r>
-    </w:p>
-    <w:p>
-      <w:pPr>
-        <w:keepNext/>
-        <w:pBdr>
-          <w:top w:val="dashed" w:color="C0504D" w:sz="8" w:space="8"/>
-          <w:left w:val="dashed" w:color="C0504D" w:sz="8" w:space="8"/>
-          <w:bottom w:val="dashed" w:color="C0504D" w:sz="8" w:space="8"/>
-          <w:right w:val="dashed" w:color="C0504D" w:sz="8" w:space="8"/>
-        </w:pBdr>
-        <w:shd w:fill="FDF2F2" w:color="auto" w:val="clear"/>
-        <w:spacing w:after="0" w:before="160"/>
-        <w:jc w:val="center"/>
-      </w:pPr>
-      <w:r>
-        <w:rPr>
-          <w:b/>
-          <w:bCs/>
-          <w:color w:val="C0504D"/>
-        </w:rPr>
-        <w:t xml:space="preserve">[ SCREENSHOT PENDING M2 ]</w:t>
-      </w:r>
-      <w:r>
-        <w:rPr>
-          <w:color w:val="7F2A28"/>
-          <w:sz w:val="19"/>
-          <w:szCs w:val="19"/>
-        </w:rPr>
-        <w:br/>
-        <w:t xml:space="preserve">  Insert here: Guardian page for consent f050c29a showing 'Already anchored on Sepolia - token #1' (re-enter the Consent ID after the mint).</w:t>
-      </w:r>
-    </w:p>
-    <w:p>
-      <w:pPr>
-        <w:spacing w:after="200" w:before="60"/>
-        <w:jc w:val="center"/>
-      </w:pPr>
-      <w:r>
-        <w:rPr>
-          <w:b/>
-          <w:bCs/>
-          <w:i/>
-          <w:iCs/>
-          <w:sz w:val="19"/>
-          <w:szCs w:val="19"/>
-        </w:rPr>
-        <w:t xml:space="preserve">Figure 5. </w:t>
-      </w:r>
-      <w:r>
-        <w:rPr>
-          <w:i/>
-          <w:iCs/>
-          <w:sz w:val="19"/>
-          <w:szCs w:val="19"/>
-        </w:rPr>
-        <w:t xml:space="preserve">Guardian subsystem: second EIP-712 approval (2/2) and confirmation that the consent is anchored on Sepolia as token #1.</w:t>
-      </w:r>
-    </w:p>
-    <w:p>
-      <w:pPr>
-        <w:spacing w:after="120" w:line="276"/>
-        <w:jc w:val="left"/>
-      </w:pPr>
-      <w:r>
-        <w:t xml:space="preserve">The mint transaction can be inspected at </w:t>
-      </w:r>
-      <w:hyperlink w:history="1" r:id="rIdrsbny73req3fmdhg7bnwa">
-        <w:r>
-          <w:rPr>
-            <w:rStyle w:val="Hyperlink"/>
-          </w:rPr>
-          <w:t xml:space="preserve">Etherscan: mint transaction</w:t>
-        </w:r>
-      </w:hyperlink>
-      <w:r>
-        <w:t xml:space="preserve">.</w:t>
-      </w:r>
-    </w:p>
-    <w:p>
-      <w:pPr>
-        <w:keepNext/>
-        <w:pBdr>
-          <w:top w:val="dashed" w:color="C0504D" w:sz="8" w:space="8"/>
-          <w:left w:val="dashed" w:color="C0504D" w:sz="8" w:space="8"/>
-          <w:bottom w:val="dashed" w:color="C0504D" w:sz="8" w:space="8"/>
-          <w:right w:val="dashed" w:color="C0504D" w:sz="8" w:space="8"/>
-        </w:pBdr>
-        <w:shd w:fill="FDF2F2" w:color="auto" w:val="clear"/>
-        <w:spacing w:after="0" w:before="160"/>
-        <w:jc w:val="center"/>
-      </w:pPr>
-      <w:r>
-        <w:rPr>
-          <w:b/>
-          <w:bCs/>
-          <w:color w:val="C0504D"/>
-        </w:rPr>
-        <w:t xml:space="preserve">[ SCREENSHOT PENDING M3 ]</w:t>
-      </w:r>
-      <w:r>
-        <w:rPr>
-          <w:color w:val="7F2A28"/>
-          <w:sz w:val="19"/>
-          <w:szCs w:val="19"/>
-        </w:rPr>
-        <w:br/>
-        <w:t xml:space="preserve">  Insert here: Etherscan page of the mint transaction (link in Appendix A).</w:t>
-      </w:r>
-    </w:p>
-    <w:p>
-      <w:pPr>
-        <w:spacing w:after="200" w:before="60"/>
-        <w:jc w:val="center"/>
-      </w:pPr>
-      <w:r>
-        <w:rPr>
-          <w:b/>
-          <w:bCs/>
-          <w:i/>
-          <w:iCs/>
-          <w:sz w:val="19"/>
-          <w:szCs w:val="19"/>
-        </w:rPr>
-        <w:t xml:space="preserve">Figure 6. </w:t>
-      </w:r>
-      <w:r>
-        <w:rPr>
-          <w:i/>
-          <w:iCs/>
-          <w:sz w:val="19"/>
-          <w:szCs w:val="19"/>
-        </w:rPr>
-        <w:t xml:space="preserve">Sepolia Etherscan: the mintConsentV3 transaction that anchored consent f050c29a (block 11,771,243, status Success).</w:t>
-      </w:r>
-    </w:p>
-    <w:p>
-      <w:pPr>
-        <w:spacing w:after="160" w:before="60" w:line="276"/>
-        <w:jc w:val="both"/>
-      </w:pPr>
-      <w:r>
-        <w:t xml:space="preserve">The guardian subsystem therefore corresponds to </w:t>
-      </w:r>
-      <w:r>
-        <w:rPr>
-          <w:b/>
-          <w:bCs/>
-        </w:rPr>
-        <w:t xml:space="preserve">Multi-Party Approval, Cryptographic Verification and Consent Activation</w:t>
-      </w:r>
-      <w:r>
-        <w:t xml:space="preserve">. In contrast to the earlier prototype, activation is a public, independently verifiable state change.</w:t>
-      </w:r>
-    </w:p>
-    <w:p>
-      <w:pPr>
-        <w:pStyle w:val="Heading1"/>
-        <w:spacing w:after="140" w:before="320"/>
-      </w:pPr>
-      <w:r>
-        <w:t xml:space="preserve">4. Secure Patient Data Access for Doctor (SRQ3–SRQ5)</w:t>
-      </w:r>
-    </w:p>
-    <w:p>
-      <w:pPr>
-        <w:spacing w:after="120" w:line="276"/>
-        <w:jc w:val="both"/>
-      </w:pPr>
-      <w:r>
-        <w:t xml:space="preserve">The doctor subsystem represents the healthcare-provider side. After a Consent ID is entered, the system evaluates the decision matrix and displays it before any data can be requested (Figure 7). In this prototype the requester is not authenticated: the role is selected in the interface and the requester's jurisdiction is self-declared, and ledger entries attribute the access to the consent's requester DID. The matrix therefore demonstrates the decision logic, not resistance to an impersonating requester.</w:t>
-      </w:r>
-    </w:p>
-    <w:p>
-      <w:pPr>
-        <w:spacing w:after="140" w:before="80"/>
-        <w:jc w:val="center"/>
-      </w:pPr>
-      <m:oMath>
-        <m:r>
-          <m:t>ALLOW = VI ∧ VA ∧ VP ∧ VT ∧ VL</m:t>
-        </m:r>
-      </m:oMath>
-    </w:p>
-    <w:p>
-      <w:pPr>
-        <w:keepNext/>
-        <w:spacing w:after="80" w:before="160"/>
-      </w:pPr>
-      <w:r>
-        <w:rPr>
-          <w:b/>
-          <w:bCs/>
-          <w:sz w:val="19"/>
-          <w:szCs w:val="19"/>
-        </w:rPr>
-        <w:t xml:space="preserve">Table 3. </w:t>
-      </w:r>
-      <w:r>
-        <w:rPr>
-          <w:i/>
-          <w:iCs/>
-          <w:sz w:val="19"/>
-          <w:szCs w:val="19"/>
-        </w:rPr>
-        <w:t xml:space="preserve">Checks evaluated by the decision matrix (services/access_service.py).</w:t>
-      </w:r>
-    </w:p>
-    <w:tbl>
-      <w:tblPr>
-        <w:tblW w:type="dxa" w:w="9360"/>
-        <w:tblBorders>
-          <w:top w:val="single" w:color="auto" w:sz="4"/>
-          <w:left w:val="single" w:color="auto" w:sz="4"/>
-          <w:bottom w:val="single" w:color="auto" w:sz="4"/>
-          <w:right w:val="single" w:color="auto" w:sz="4"/>
-          <w:insideH w:val="single" w:color="auto" w:sz="4"/>
-          <w:insideV w:val="single" w:color="auto" w:sz="4"/>
-        </w:tblBorders>
-      </w:tblPr>
-      <w:tblGrid>
-        <w:gridCol w:w="2100"/>
-        <w:gridCol w:w="7260"/>
-      </w:tblGrid>
-      <w:tr>
-        <w:trPr>
-          <w:tblHeader/>
-        </w:trPr>
-        <w:tc>
-          <w:tcPr>
-            <w:tcW w:type="dxa" w:w="2100"/>
-            <w:tcBorders>
-              <w:top w:val="single" w:color="8EA9B8" w:sz="4"/>
-              <w:left w:val="single" w:color="8EA9B8" w:sz="4"/>
-              <w:bottom w:val="single" w:color="8EA9B8" w:sz="4"/>
-              <w:right w:val="single" w:color="8EA9B8" w:sz="4"/>
-            </w:tcBorders>
-            <w:shd w:fill="0D3B4F" w:color="auto" w:val="clear"/>
-            <w:tcMar>
-              <w:top w:type="dxa" w:w="50"/>
-              <w:left w:type="dxa" w:w="90"/>
-              <w:bottom w:type="dxa" w:w="50"/>
-              <w:right w:type="dxa" w:w="90"/>
-            </w:tcMar>
-          </w:tcPr>
-          <w:p>
-            <w:r>
-              <w:rPr>
-                <w:b/>
-                <w:bCs/>
-                <w:color w:val="FFFFFF"/>
-                <w:sz w:val="18"/>
-                <w:szCs w:val="18"/>
-              </w:rPr>
-              <w:t xml:space="preserve">Check</w:t>
-            </w:r>
-          </w:p>
-        </w:tc>
-        <w:tc>
-          <w:tcPr>
-            <w:tcW w:type="dxa" w:w="7260"/>
-            <w:tcBorders>
-              <w:top w:val="single" w:color="8EA9B8" w:sz="4"/>
-              <w:left w:val="single" w:color="8EA9B8" w:sz="4"/>
-              <w:bottom w:val="single" w:color="8EA9B8" w:sz="4"/>
-              <w:right w:val="single" w:color="8EA9B8" w:sz="4"/>
-            </w:tcBorders>
-            <w:shd w:fill="0D3B4F" w:color="auto" w:val="clear"/>
-            <w:tcMar>
-              <w:top w:type="dxa" w:w="50"/>
-              <w:left w:type="dxa" w:w="90"/>
-              <w:bottom w:type="dxa" w:w="50"/>
-              <w:right w:type="dxa" w:w="90"/>
-            </w:tcMar>
-          </w:tcPr>
-          <w:p>
-            <w:r>
-              <w:rPr>
-                <w:b/>
-                <w:bCs/>
-                <w:color w:val="FFFFFF"/>
-                <w:sz w:val="18"/>
-                <w:szCs w:val="18"/>
-              </w:rPr>
-              <w:t xml:space="preserve">Condition evaluated in version 1.2</w:t>
-            </w:r>
-          </w:p>
-        </w:tc>
-      </w:tr>
-      <w:tr>
-        <w:tc>
-          <w:tcPr>
-            <w:tcW w:type="dxa" w:w="2100"/>
-            <w:tcBorders>
-              <w:top w:val="single" w:color="8EA9B8" w:sz="4"/>
-              <w:left w:val="single" w:color="8EA9B8" w:sz="4"/>
-              <w:bottom w:val="single" w:color="8EA9B8" w:sz="4"/>
-              <w:right w:val="single" w:color="8EA9B8" w:sz="4"/>
-            </w:tcBorders>
-            <w:tcMar>
-              <w:top w:type="dxa" w:w="50"/>
-              <w:left w:type="dxa" w:w="90"/>
-              <w:bottom w:type="dxa" w:w="50"/>
-              <w:right w:type="dxa" w:w="90"/>
-            </w:tcMar>
-          </w:tcPr>
-          <w:p>
-            <w:r>
-              <w:rPr>
-                <w:sz w:val="18"/>
-                <w:szCs w:val="18"/>
-              </w:rPr>
-              <w:t xml:space="preserve">VI – identity</w:t>
-            </w:r>
-          </w:p>
-        </w:tc>
-        <w:tc>
-          <w:tcPr>
-            <w:tcW w:type="dxa" w:w="7260"/>
-            <w:tcBorders>
-              <w:top w:val="single" w:color="8EA9B8" w:sz="4"/>
-              <w:left w:val="single" w:color="8EA9B8" w:sz="4"/>
-              <w:bottom w:val="single" w:color="8EA9B8" w:sz="4"/>
-              <w:right w:val="single" w:color="8EA9B8" w:sz="4"/>
-            </w:tcBorders>
-            <w:tcMar>
-              <w:top w:type="dxa" w:w="50"/>
-              <w:left w:type="dxa" w:w="90"/>
-              <w:bottom w:type="dxa" w:w="50"/>
-              <w:right w:type="dxa" w:w="90"/>
-            </w:tcMar>
-          </w:tcPr>
-          <w:p>
-            <w:r>
-              <w:rPr>
-                <w:sz w:val="18"/>
-                <w:szCs w:val="18"/>
-              </w:rPr>
-              <w:t xml:space="preserve">Patient and requester identifiers are DIDs, at least one signature exists and every recorded guardian signature verifies (EIP-712)</w:t>
-            </w:r>
-          </w:p>
-        </w:tc>
-      </w:tr>
-      <w:tr>
-        <w:tc>
-          <w:tcPr>
-            <w:tcW w:type="dxa" w:w="2100"/>
-            <w:tcBorders>
-              <w:top w:val="single" w:color="8EA9B8" w:sz="4"/>
-              <w:left w:val="single" w:color="8EA9B8" w:sz="4"/>
-              <w:bottom w:val="single" w:color="8EA9B8" w:sz="4"/>
-              <w:right w:val="single" w:color="8EA9B8" w:sz="4"/>
-            </w:tcBorders>
-            <w:tcMar>
-              <w:top w:type="dxa" w:w="50"/>
-              <w:left w:type="dxa" w:w="90"/>
-              <w:bottom w:type="dxa" w:w="50"/>
-              <w:right w:type="dxa" w:w="90"/>
-            </w:tcMar>
-          </w:tcPr>
-          <w:p>
-            <w:r>
-              <w:rPr>
-                <w:sz w:val="18"/>
-                <w:szCs w:val="18"/>
-              </w:rPr>
-              <w:t xml:space="preserve">VA – authorisation</w:t>
-            </w:r>
-          </w:p>
-        </w:tc>
-        <w:tc>
-          <w:tcPr>
-            <w:tcW w:type="dxa" w:w="7260"/>
-            <w:tcBorders>
-              <w:top w:val="single" w:color="8EA9B8" w:sz="4"/>
-              <w:left w:val="single" w:color="8EA9B8" w:sz="4"/>
-              <w:bottom w:val="single" w:color="8EA9B8" w:sz="4"/>
-              <w:right w:val="single" w:color="8EA9B8" w:sz="4"/>
-            </w:tcBorders>
-            <w:tcMar>
-              <w:top w:type="dxa" w:w="50"/>
-              <w:left w:type="dxa" w:w="90"/>
-              <w:bottom w:type="dxa" w:w="50"/>
-              <w:right w:type="dxa" w:w="90"/>
-            </w:tcMar>
-          </w:tcPr>
-          <w:p>
-            <w:r>
-              <w:rPr>
-                <w:sz w:val="18"/>
-                <w:szCs w:val="18"/>
-              </w:rPr>
-              <w:t xml:space="preserve">Signatures ≥ threshold, a token identifier is present and the consent is not revoked (local state)</w:t>
-            </w:r>
-          </w:p>
-        </w:tc>
-      </w:tr>
-      <w:tr>
-        <w:tc>
-          <w:tcPr>
-            <w:tcW w:type="dxa" w:w="2100"/>
-            <w:tcBorders>
-              <w:top w:val="single" w:color="8EA9B8" w:sz="4"/>
-              <w:left w:val="single" w:color="8EA9B8" w:sz="4"/>
-              <w:bottom w:val="single" w:color="8EA9B8" w:sz="4"/>
-              <w:right w:val="single" w:color="8EA9B8" w:sz="4"/>
-            </w:tcBorders>
-            <w:tcMar>
-              <w:top w:type="dxa" w:w="50"/>
-              <w:left w:type="dxa" w:w="90"/>
-              <w:bottom w:type="dxa" w:w="50"/>
-              <w:right w:type="dxa" w:w="90"/>
-            </w:tcMar>
-          </w:tcPr>
-          <w:p>
-            <w:r>
-              <w:rPr>
-                <w:sz w:val="18"/>
-                <w:szCs w:val="18"/>
-              </w:rPr>
-              <w:t xml:space="preserve">VP – purpose</w:t>
-            </w:r>
-          </w:p>
-        </w:tc>
-        <w:tc>
-          <w:tcPr>
-            <w:tcW w:type="dxa" w:w="7260"/>
-            <w:tcBorders>
-              <w:top w:val="single" w:color="8EA9B8" w:sz="4"/>
-              <w:left w:val="single" w:color="8EA9B8" w:sz="4"/>
-              <w:bottom w:val="single" w:color="8EA9B8" w:sz="4"/>
-              <w:right w:val="single" w:color="8EA9B8" w:sz="4"/>
-            </w:tcBorders>
-            <w:tcMar>
-              <w:top w:type="dxa" w:w="50"/>
-              <w:left w:type="dxa" w:w="90"/>
-              <w:bottom w:type="dxa" w:w="50"/>
-              <w:right w:type="dxa" w:w="90"/>
-            </w:tcMar>
-          </w:tcPr>
-          <w:p>
-            <w:r>
-              <w:rPr>
-                <w:sz w:val="18"/>
-                <w:szCs w:val="18"/>
-              </w:rPr>
-              <w:t xml:space="preserve">The consent purpose is in the permitted set {Treatment, Research, Emergency}</w:t>
-            </w:r>
-          </w:p>
-        </w:tc>
-      </w:tr>
-      <w:tr>
-        <w:tc>
-          <w:tcPr>
-            <w:tcW w:type="dxa" w:w="2100"/>
-            <w:tcBorders>
-              <w:top w:val="single" w:color="8EA9B8" w:sz="4"/>
-              <w:left w:val="single" w:color="8EA9B8" w:sz="4"/>
-              <w:bottom w:val="single" w:color="8EA9B8" w:sz="4"/>
-              <w:right w:val="single" w:color="8EA9B8" w:sz="4"/>
-            </w:tcBorders>
-            <w:tcMar>
-              <w:top w:type="dxa" w:w="50"/>
-              <w:left w:type="dxa" w:w="90"/>
-              <w:bottom w:type="dxa" w:w="50"/>
-              <w:right w:type="dxa" w:w="90"/>
-            </w:tcMar>
-          </w:tcPr>
-          <w:p>
-            <w:r>
-              <w:rPr>
-                <w:sz w:val="18"/>
-                <w:szCs w:val="18"/>
-              </w:rPr>
-              <w:t xml:space="preserve">VT – time</w:t>
-            </w:r>
-          </w:p>
-        </w:tc>
-        <w:tc>
-          <w:tcPr>
-            <w:tcW w:type="dxa" w:w="7260"/>
-            <w:tcBorders>
-              <w:top w:val="single" w:color="8EA9B8" w:sz="4"/>
-              <w:left w:val="single" w:color="8EA9B8" w:sz="4"/>
-              <w:bottom w:val="single" w:color="8EA9B8" w:sz="4"/>
-              <w:right w:val="single" w:color="8EA9B8" w:sz="4"/>
-            </w:tcBorders>
-            <w:tcMar>
-              <w:top w:type="dxa" w:w="50"/>
-              <w:left w:type="dxa" w:w="90"/>
-              <w:bottom w:type="dxa" w:w="50"/>
-              <w:right w:type="dxa" w:w="90"/>
-            </w:tcMar>
-          </w:tcPr>
-          <w:p>
-            <w:r>
-              <w:rPr>
-                <w:sz w:val="18"/>
-                <w:szCs w:val="18"/>
-              </w:rPr>
-              <w:t xml:space="preserve">Start ≤ now ≤ expiry, evaluated on the consent's stored dates</w:t>
-            </w:r>
-          </w:p>
-        </w:tc>
-      </w:tr>
-      <w:tr>
-        <w:tc>
-          <w:tcPr>
-            <w:tcW w:type="dxa" w:w="2100"/>
-            <w:tcBorders>
-              <w:top w:val="single" w:color="8EA9B8" w:sz="4"/>
-              <w:left w:val="single" w:color="8EA9B8" w:sz="4"/>
-              <w:bottom w:val="single" w:color="8EA9B8" w:sz="4"/>
-              <w:right w:val="single" w:color="8EA9B8" w:sz="4"/>
-            </w:tcBorders>
-            <w:tcMar>
-              <w:top w:type="dxa" w:w="50"/>
-              <w:left w:type="dxa" w:w="90"/>
-              <w:bottom w:type="dxa" w:w="50"/>
-              <w:right w:type="dxa" w:w="90"/>
-            </w:tcMar>
-          </w:tcPr>
-          <w:p>
-            <w:r>
-              <w:rPr>
-                <w:sz w:val="18"/>
-                <w:szCs w:val="18"/>
-              </w:rPr>
-              <w:t xml:space="preserve">VL – jurisdiction</w:t>
-            </w:r>
-          </w:p>
-        </w:tc>
-        <w:tc>
-          <w:tcPr>
-            <w:tcW w:type="dxa" w:w="7260"/>
-            <w:tcBorders>
-              <w:top w:val="single" w:color="8EA9B8" w:sz="4"/>
-              <w:left w:val="single" w:color="8EA9B8" w:sz="4"/>
-              <w:bottom w:val="single" w:color="8EA9B8" w:sz="4"/>
-              <w:right w:val="single" w:color="8EA9B8" w:sz="4"/>
-            </w:tcBorders>
-            <w:tcMar>
-              <w:top w:type="dxa" w:w="50"/>
-              <w:left w:type="dxa" w:w="90"/>
-              <w:bottom w:type="dxa" w:w="50"/>
-              <w:right w:type="dxa" w:w="90"/>
-            </w:tcMar>
-          </w:tcPr>
-          <w:p>
-            <w:r>
-              <w:rPr>
-                <w:sz w:val="18"/>
-                <w:szCs w:val="18"/>
-              </w:rPr>
-              <w:t xml:space="preserve">The requester's declared jurisdiction equals the consent's jurisdiction (an empty consent jurisdiction is unrestricted)</w:t>
-            </w:r>
-          </w:p>
-        </w:tc>
-      </w:tr>
-    </w:tbl>
-    <w:p>
-      <w:pPr>
-        <w:spacing w:after="120"/>
-      </w:pPr>
-    </w:p>
-    <w:p>
-      <w:pPr>
-        <w:keepNext/>
         <w:spacing w:after="60" w:before="120"/>
         <w:jc w:val="center"/>
       </w:pPr>
       <w:r>
         <w:drawing>
           <wp:inline distT="0" distB="0" distL="0" distR="0">
-            <wp:extent cx="5143500" cy="4057650"/>
+            <wp:extent cx="5143500" cy="3800475"/>
             <wp:effectExtent t="0" r="0" b="0" l="0"/>
-            <wp:docPr id="1" name="g_doc_au" descr="Doctor subsystem, requester jurisdiction AU: all five checks PASS, ALLOW = PASS and the consent state is ACTIVE." title="Figure 7"/>
+            <wp:docPr id="1" name="M1" descr="Patient subsystem: a consent created with four EMR modules, two guardians and jurisdiction AU, in the state PENDING_SIGNATURE (reproduction lifecycle, consent 04da25f5)." title="Figure 4"/>
             <wp:cNvGraphicFramePr>
               <a:graphicFrameLocks xmlns:a="http://schemas.openxmlformats.org/drawingml/2006/main" noChangeAspect="1"/>
             </wp:cNvGraphicFramePr>
@@ -2992,7 +2155,7 @@
                   <pic:spPr bwMode="auto">
                     <a:xfrm>
                       <a:off x="0" y="0"/>
-                      <a:ext cx="5143500" cy="4057650"/>
+                      <a:ext cx="5143500" cy="3800475"/>
                     </a:xfrm>
                     <a:prstGeom prst="rect">
                       <a:avLst/>
@@ -3019,7 +2182,7 @@
           <w:sz w:val="19"/>
           <w:szCs w:val="19"/>
         </w:rPr>
-        <w:t xml:space="preserve">Figure 7. </w:t>
+        <w:t xml:space="preserve">Figure 4. </w:t>
       </w:r>
       <w:r>
         <w:rPr>
@@ -3028,7 +2191,7 @@
           <w:sz w:val="19"/>
           <w:szCs w:val="19"/>
         </w:rPr>
-        <w:t xml:space="preserve">Doctor subsystem, requester jurisdiction AU: all five checks PASS, ALLOW = PASS and the consent state is ACTIVE.</w:t>
+        <w:t xml:space="preserve">Patient subsystem: a consent created with four EMR modules, two guardians and jurisdiction AU, in the state PENDING_SIGNATURE (reproduction lifecycle, consent 04da25f5).</w:t>
       </w:r>
     </w:p>
     <w:p>
@@ -3037,17 +2200,85 @@
         <w:jc w:val="both"/>
       </w:pPr>
       <w:r>
-        <w:t xml:space="preserve">The doctor then selects the modules to request. The request must be non-empty and a subset of the authorised scope, and the matrix must return ALLOW. The request also generates and verifies a </w:t>
+        <w:t xml:space="preserve">Because a revoked consent cannot be photographed in its earlier states, Figure 4, Figure 5 and Figure 8 were captured from a second, identical lifecycle executed after the evaluation (consent 04da25f5 for patient did:patient:5f01f823-…, anchored as token #2 in block 11,771,581, gas 179,306). All ledger rows and transactions cited in the text remain those of f050c29a.</w:t>
+      </w:r>
+    </w:p>
+    <w:p>
+      <w:pPr>
+        <w:spacing w:after="160" w:before="60" w:line="276"/>
+        <w:jc w:val="both"/>
+      </w:pPr>
+      <w:r>
+        <w:t xml:space="preserve">This module therefore corresponds to </w:t>
       </w:r>
       <w:r>
         <w:rPr>
           <w:b/>
           <w:bCs/>
         </w:rPr>
-        <w:t xml:space="preserve">Groth16 proof</w:t>
-      </w:r>
-      <w:r>
-        <w:t xml:space="preserve"> for the circuit below, in which </w:t>
+        <w:t xml:space="preserve">Consent Object Construction and Patient Initiation</w:t>
+      </w:r>
+      <w:r>
+        <w:t xml:space="preserve">.</w:t>
+      </w:r>
+    </w:p>
+    <w:p>
+      <w:pPr>
+        <w:pStyle w:val="Heading1"/>
+        <w:spacing w:after="140" w:before="320"/>
+      </w:pPr>
+      <w:r>
+        <w:t xml:space="preserve">3. Guardian Cryptographic Approval (SRQ2)</w:t>
+      </w:r>
+    </w:p>
+    <w:p>
+      <w:pPr>
+        <w:spacing w:after="120" w:line="276"/>
+        <w:jc w:val="both"/>
+      </w:pPr>
+      <w:r>
+        <w:t xml:space="preserve">The guardian subsystem operationalises the multi-party authorisation component. A guardian enters the target Consent ID, the system retrieves the pending consent, and the guardian approves it with an </w:t>
+      </w:r>
+      <w:r>
+        <w:rPr>
+          <w:b/>
+          <w:bCs/>
+        </w:rPr>
+        <w:t xml:space="preserve">EIP-712 typed-data signature</w:t>
+      </w:r>
+      <w:r>
+        <w:t xml:space="preserve"> over the following structure:</w:t>
+      </w:r>
+    </w:p>
+    <w:p>
+      <w:pPr>
+        <w:spacing w:after="140" w:before="80"/>
+        <w:jc w:val="center"/>
+      </w:pPr>
+      <m:oMath>
+        <m:r>
+          <m:t>domain = ("HALAH Consent", "1", chainId 11155111)</m:t>
+        </m:r>
+      </m:oMath>
+    </w:p>
+    <w:p>
+      <w:pPr>
+        <w:spacing w:after="140" w:before="80"/>
+        <w:jc w:val="center"/>
+      </w:pPr>
+      <m:oMath>
+        <m:r>
+          <m:t>Approval = { consentId : string, guardian : string (DID), action : "APPROVE" }</m:t>
+        </m:r>
+      </m:oMath>
+    </w:p>
+    <w:p>
+      <w:pPr>
+        <w:spacing w:after="120" w:line="276"/>
+        <w:jc w:val="both"/>
+      </w:pPr>
+      <w:r>
+        <w:t xml:space="preserve">The signature binds the approval to the consent, the guardian DID and the network; because the domain has no </w:t>
       </w:r>
       <w:r>
         <w:rPr>
@@ -3055,10 +2286,10 @@
           <w:sz w:val="19"/>
           <w:szCs w:val="19"/>
         </w:rPr>
-        <w:t xml:space="preserve">commitment</w:t>
-      </w:r>
-      <w:r>
-        <w:t xml:space="preserve"> and </w:t>
+        <w:t xml:space="preserve">verifyingContract</w:t>
+      </w:r>
+      <w:r>
+        <w:t xml:space="preserve"> field it is not bound to a specific contract. The application recovers the signer off-chain (web3.py </w:t>
       </w:r>
       <w:r>
         <w:rPr>
@@ -3066,10 +2297,10 @@
           <w:sz w:val="19"/>
           <w:szCs w:val="19"/>
         </w:rPr>
-        <w:t xml:space="preserve">now</w:t>
-      </w:r>
-      <w:r>
-        <w:t xml:space="preserve"> are public and the secret s and the expiry e are private witnesses:</w:t>
+        <w:t xml:space="preserve">recover_message</w:t>
+      </w:r>
+      <w:r>
+        <w:t xml:space="preserve">) and compares it with the address associated with the guardian DID. In this prototype that address, and the signing key, are derived deterministically from the DID, so the application signs on the guardian's behalf (see Section 14). Signatures for another consent, another guardian or another chain fail verification, and the interface refuses a second signature from the same guardian. Activation requires every designated guardian:</w:t>
       </w:r>
     </w:p>
     <w:p>
@@ -3079,7 +2310,7 @@
       </w:pPr>
       <m:oMath>
         <m:r>
-          <m:t>∃ (s, e):  Poseidon(s, e) = commitment  ∧  now ≤ e</m:t>
+          <m:t>Σ_{g ∈ G} VerifySig(g, C) ≥ threshold = |G|   (here |G| = 2)</m:t>
         </m:r>
       </m:oMath>
     </w:p>
@@ -3089,17 +2320,7 @@
         <w:jc w:val="both"/>
       </w:pPr>
       <w:r>
-        <w:t xml:space="preserve">In the evaluated run the doctor requested all four modules twice, at 09:51:38 and 09:51:41, and both requests were </w:t>
-      </w:r>
-      <w:r>
-        <w:rPr>
-          <w:b/>
-          <w:bCs/>
-        </w:rPr>
-        <w:t xml:space="preserve">GRANTED</w:t>
-      </w:r>
-      <w:r>
-        <w:t xml:space="preserve"> with </w:t>
+        <w:t xml:space="preserve">In the evaluated run the two approvals were recorded at 09:51:05 and 09:51:07 from two distinct signer addresses (</w:t>
       </w:r>
       <w:r>
         <w:rPr>
@@ -3107,10 +2328,10 @@
           <w:sz w:val="19"/>
           <w:szCs w:val="19"/>
         </w:rPr>
-        <w:t xml:space="preserve">zk_proof_verified = true</w:t>
-      </w:r>
-      <w:r>
-        <w:t xml:space="preserve"> and </w:t>
+        <w:t xml:space="preserve">0x3Af549…c570</w:t>
+      </w:r>
+      <w:r>
+        <w:t xml:space="preserve"> for guardian A and </w:t>
       </w:r>
       <w:r>
         <w:rPr>
@@ -3118,124 +2339,85 @@
           <w:sz w:val="19"/>
           <w:szCs w:val="19"/>
         </w:rPr>
-        <w:t xml:space="preserve">proof_mode = groth16</w:t>
-      </w:r>
-      <w:r>
-        <w:t xml:space="preserve">. This confirms that the Groth16 proof was generated and verified, rather than the hash-based fallback used when the circuit artefacts are unavailable (Figure 8). Its contribution should be interpreted carefully: the prover and verifier run on the same server, the commitment is not anchored on-chain, and the expiry is already public in the token. The proof therefore demonstrates that the ZK toolchain is integrated end-to-end, but it does not yet add a privacy or trust guarantee beyond VT (Section 14).</w:t>
-      </w:r>
-    </w:p>
-    <w:p>
-      <w:pPr>
-        <w:keepNext/>
-        <w:pBdr>
-          <w:top w:val="dashed" w:color="C0504D" w:sz="8" w:space="8"/>
-          <w:left w:val="dashed" w:color="C0504D" w:sz="8" w:space="8"/>
-          <w:bottom w:val="dashed" w:color="C0504D" w:sz="8" w:space="8"/>
-          <w:right w:val="dashed" w:color="C0504D" w:sz="8" w:space="8"/>
-        </w:pBdr>
-        <w:shd w:fill="FDF2F2" w:color="auto" w:val="clear"/>
-        <w:spacing w:after="0" w:before="160"/>
-        <w:jc w:val="center"/>
-      </w:pPr>
+        <w:t xml:space="preserve">0x39B12b…C90d</w:t>
+      </w:r>
+      <w:r>
+        <w:t xml:space="preserve"> for guardian B). When the threshold is reached the application records a provisional local identifier (</w:t>
+      </w:r>
+      <w:r>
+        <w:rPr>
+          <w:rFonts w:ascii="Consolas" w:cs="Consolas" w:eastAsia="Consolas" w:hAnsi="Consolas"/>
+          <w:sz w:val="19"/>
+          <w:szCs w:val="19"/>
+        </w:rPr>
+        <w:t xml:space="preserve">MINT_SBT</w:t>
+      </w:r>
+      <w:r>
+        <w:t xml:space="preserve">, </w:t>
+      </w:r>
+      <w:r>
+        <w:rPr>
+          <w:rFonts w:ascii="Consolas" w:cs="Consolas" w:eastAsia="Consolas" w:hAnsi="Consolas"/>
+          <w:sz w:val="19"/>
+          <w:szCs w:val="19"/>
+        </w:rPr>
+        <w:t xml:space="preserve">SBT-LOCAL-f050c29a</w:t>
+      </w:r>
+      <w:r>
+        <w:t xml:space="preserve">) and starts a background job that calls </w:t>
+      </w:r>
+      <w:r>
+        <w:rPr>
+          <w:rFonts w:ascii="Consolas" w:cs="Consolas" w:eastAsia="Consolas" w:hAnsi="Consolas"/>
+          <w:sz w:val="19"/>
+          <w:szCs w:val="19"/>
+        </w:rPr>
+        <w:t xml:space="preserve">mintConsentV3</w:t>
+      </w:r>
+      <w:r>
+        <w:t xml:space="preserve"> (selector </w:t>
+      </w:r>
+      <w:r>
+        <w:rPr>
+          <w:rFonts w:ascii="Consolas" w:cs="Consolas" w:eastAsia="Consolas" w:hAnsi="Consolas"/>
+          <w:sz w:val="19"/>
+          <w:szCs w:val="19"/>
+        </w:rPr>
+        <w:t xml:space="preserve">0x1e1e7c76</w:t>
+      </w:r>
+      <w:r>
+        <w:t xml:space="preserve">) from the owner account. The transaction was confirmed in block </w:t>
+      </w:r>
       <w:r>
         <w:rPr>
           <w:b/>
           <w:bCs/>
-          <w:color w:val="C0504D"/>
-        </w:rPr>
-        <w:t xml:space="preserve">[ SCREENSHOT PENDING M4 ]</w:t>
-      </w:r>
-      <w:r>
-        <w:rPr>
-          <w:color w:val="7F2A28"/>
+        </w:rPr>
+        <w:t xml:space="preserve">11,771,243</w:t>
+      </w:r>
+      <w:r>
+        <w:t xml:space="preserve"> at 09:51:12, used 196,406 gas and produced </w:t>
+      </w:r>
+      <w:r>
+        <w:rPr>
+          <w:b/>
+          <w:bCs/>
+        </w:rPr>
+        <w:t xml:space="preserve">token #1</w:t>
+      </w:r>
+      <w:r>
+        <w:t xml:space="preserve"> (displayed in the application as SBT-1), which replaced the provisional identifier. The token is held by the pseudonymous patient address </w:t>
+      </w:r>
+      <w:r>
+        <w:rPr>
+          <w:rFonts w:ascii="Consolas" w:cs="Consolas" w:eastAsia="Consolas" w:hAnsi="Consolas"/>
           <w:sz w:val="19"/>
           <w:szCs w:val="19"/>
         </w:rPr>
-        <w:br/>
-        <w:t xml:space="preserve">  Insert here: Doctor page with jurisdiction AU after pressing Request Data Access, scrolled to 'Access Granted' and the record tables.</w:t>
-      </w:r>
-    </w:p>
-    <w:p>
-      <w:pPr>
-        <w:spacing w:after="200" w:before="60"/>
-        <w:jc w:val="center"/>
-      </w:pPr>
-      <w:r>
-        <w:rPr>
-          <w:b/>
-          <w:bCs/>
-          <w:i/>
-          <w:iCs/>
-          <w:sz w:val="19"/>
-          <w:szCs w:val="19"/>
-        </w:rPr>
-        <w:t xml:space="preserve">Figure 8. </w:t>
-      </w:r>
-      <w:r>
-        <w:rPr>
-          <w:i/>
-          <w:iCs/>
-          <w:sz w:val="19"/>
-          <w:szCs w:val="19"/>
-        </w:rPr>
-        <w:t xml:space="preserve">Doctor subsystem: verification successful, access granted and the authorised medical records displayed per EMR module.</w:t>
-      </w:r>
-    </w:p>
-    <w:p>
-      <w:pPr>
-        <w:spacing w:after="160" w:before="60" w:line="276"/>
-        <w:jc w:val="both"/>
-      </w:pPr>
-      <w:r>
-        <w:t xml:space="preserve">The doctor subsystem therefore corresponds to </w:t>
-      </w:r>
-      <w:r>
-        <w:rPr>
-          <w:b/>
-          <w:bCs/>
-        </w:rPr>
-        <w:t xml:space="preserve">Consent-State Validation, Scope Enforcement and Authorised Data Access</w:t>
-      </w:r>
-      <w:r>
-        <w:t xml:space="preserve">.</w:t>
-      </w:r>
-    </w:p>
-    <w:p>
-      <w:pPr>
-        <w:pStyle w:val="Heading1"/>
-        <w:spacing w:after="140" w:before="320"/>
-      </w:pPr>
-      <w:r>
-        <w:t xml:space="preserve">5. Negative Test: Jurisdiction Violation</w:t>
-      </w:r>
-    </w:p>
-    <w:p>
-      <w:pPr>
-        <w:spacing w:after="120" w:line="276"/>
-        <w:jc w:val="both"/>
-      </w:pPr>
-      <w:r>
-        <w:t xml:space="preserve">A consent framework must be evaluated not only on whether it grants legitimate access but on whether it refuses illegitimate access. The request was therefore repeated with the requester jurisdiction declared as </w:t>
-      </w:r>
-      <w:r>
-        <w:rPr>
-          <w:b/>
-          <w:bCs/>
-        </w:rPr>
-        <w:t xml:space="preserve">SA</w:t>
-      </w:r>
-      <w:r>
-        <w:t xml:space="preserve">, whereas the consent was issued for </w:t>
-      </w:r>
-      <w:r>
-        <w:rPr>
-          <w:b/>
-          <w:bCs/>
-        </w:rPr>
-        <w:t xml:space="preserve">AU</w:t>
-      </w:r>
-      <w:r>
-        <w:t xml:space="preserve">. The matrix reports VL = FAIL and consequently ALLOW = FAIL (Figure 9), although the consent is still ACTIVE and all other checks pass.</w:t>
+        <w:t xml:space="preserve">0x789997BF…E30C5</w:t>
+      </w:r>
+      <w:r>
+        <w:t xml:space="preserve">, the last 20 bytes of keccak256 of the patient DID (Figure 5, Figure 6).</w:t>
       </w:r>
     </w:p>
     <w:p>
@@ -3247,9 +2429,9 @@
       <w:r>
         <w:drawing>
           <wp:inline distT="0" distB="0" distL="0" distR="0">
-            <wp:extent cx="5143500" cy="4057650"/>
+            <wp:extent cx="5143500" cy="3600450"/>
             <wp:effectExtent t="0" r="0" b="0" l="0"/>
-            <wp:docPr id="1" name="g_doc_sa" descr="Requester jurisdiction SA against a consent issued for AU: VL = FAIL and ALLOW = FAIL while the consent state remains ACTIVE." title="Figure 9"/>
+            <wp:docPr id="1" name="M2" descr="Guardian subsystem after the 2/2 threshold: 'Already anchored on Sepolia - token #2' (reproduction lifecycle; f050c29a was anchored identically as token #1)." title="Figure 5"/>
             <wp:cNvGraphicFramePr>
               <a:graphicFrameLocks xmlns:a="http://schemas.openxmlformats.org/drawingml/2006/main" noChangeAspect="1"/>
             </wp:cNvGraphicFramePr>
@@ -3272,7 +2454,7 @@
                   <pic:spPr bwMode="auto">
                     <a:xfrm>
                       <a:off x="0" y="0"/>
-                      <a:ext cx="5143500" cy="4057650"/>
+                      <a:ext cx="5143500" cy="3600450"/>
                     </a:xfrm>
                     <a:prstGeom prst="rect">
                       <a:avLst/>
@@ -3299,7 +2481,7 @@
           <w:sz w:val="19"/>
           <w:szCs w:val="19"/>
         </w:rPr>
-        <w:t xml:space="preserve">Figure 9. </w:t>
+        <w:t xml:space="preserve">Figure 5. </w:t>
       </w:r>
       <w:r>
         <w:rPr>
@@ -3308,26 +2490,27 @@
           <w:sz w:val="19"/>
           <w:szCs w:val="19"/>
         </w:rPr>
-        <w:t xml:space="preserve">Requester jurisdiction SA against a consent issued for AU: VL = FAIL and ALLOW = FAIL while the consent state remains ACTIVE.</w:t>
+        <w:t xml:space="preserve">Guardian subsystem after the 2/2 threshold: 'Already anchored on Sepolia - token #2' (reproduction lifecycle; f050c29a was anchored identically as token #1).</w:t>
       </w:r>
     </w:p>
     <w:p>
       <w:pPr>
         <w:spacing w:after="120" w:line="276"/>
-        <w:jc w:val="both"/>
-      </w:pPr>
-      <w:r>
-        <w:t xml:space="preserve">On submission, access is refused and the failed check is named (Figure 10). The ledger entry at 10:02:51 records </w:t>
-      </w:r>
-      <w:r>
-        <w:rPr>
-          <w:b/>
-          <w:bCs/>
-        </w:rPr>
-        <w:t xml:space="preserve">DENIED</w:t>
-      </w:r>
-      <w:r>
-        <w:t xml:space="preserve"> together with the complete decision matrix, so the refusal is itself auditable. In version 1.1 this request would have been granted, because VL was displayed but not included in the decision.</w:t>
+        <w:jc w:val="left"/>
+      </w:pPr>
+      <w:r>
+        <w:t xml:space="preserve">The mint transaction can be inspected at </w:t>
+      </w:r>
+      <w:hyperlink w:history="1" r:id="rIdhuwrwfvqv9oqikyojrlid">
+        <w:r>
+          <w:rPr>
+            <w:rStyle w:val="Hyperlink"/>
+          </w:rPr>
+          <w:t xml:space="preserve">Etherscan: mint transaction</w:t>
+        </w:r>
+      </w:hyperlink>
+      <w:r>
+        <w:t xml:space="preserve">.</w:t>
       </w:r>
     </w:p>
     <w:p>
@@ -3339,9 +2522,9 @@
       <w:r>
         <w:drawing>
           <wp:inline distT="0" distB="0" distL="0" distR="0">
-            <wp:extent cx="5143500" cy="2543175"/>
+            <wp:extent cx="5334000" cy="3895725"/>
             <wp:effectExtent t="0" r="0" b="0" l="0"/>
-            <wp:docPr id="1" name="g_denied" descr="Access denied: 'Security Exception: Access Denied by ZK-Policy. Failed checks: VL'." title="Figure 10"/>
+            <wp:docPr id="1" name="M3" descr="Sepolia Etherscan: the mintConsentV3 transaction that anchored consent f050c29a - status Success, block 11,771,243, 'Mint 1 of MedicalConsent' to the pseudonymous patient address, fee 0.000208 ETH." title="Figure 6"/>
             <wp:cNvGraphicFramePr>
               <a:graphicFrameLocks xmlns:a="http://schemas.openxmlformats.org/drawingml/2006/main" noChangeAspect="1"/>
             </wp:cNvGraphicFramePr>
@@ -3364,7 +2547,7 @@
                   <pic:spPr bwMode="auto">
                     <a:xfrm>
                       <a:off x="0" y="0"/>
-                      <a:ext cx="5143500" cy="2543175"/>
+                      <a:ext cx="5334000" cy="3895725"/>
                     </a:xfrm>
                     <a:prstGeom prst="rect">
                       <a:avLst/>
@@ -3391,7 +2574,7 @@
           <w:sz w:val="19"/>
           <w:szCs w:val="19"/>
         </w:rPr>
-        <w:t xml:space="preserve">Figure 10. </w:t>
+        <w:t xml:space="preserve">Figure 6. </w:t>
       </w:r>
       <w:r>
         <w:rPr>
@@ -3400,7 +2583,7 @@
           <w:sz w:val="19"/>
           <w:szCs w:val="19"/>
         </w:rPr>
-        <w:t xml:space="preserve">Access denied: 'Security Exception: Access Denied by ZK-Policy. Failed checks: VL'.</w:t>
+        <w:t xml:space="preserve">Sepolia Etherscan: the mintConsentV3 transaction that anchored consent f050c29a - status Success, block 11,771,243, 'Mint 1 of MedicalConsent' to the pseudonymous patient address, fee 0.000208 ETH.</w:t>
       </w:r>
     </w:p>
     <w:p>
@@ -3409,17 +2592,17 @@
         <w:jc w:val="both"/>
       </w:pPr>
       <w:r>
-        <w:t xml:space="preserve">This test therefore corresponds to </w:t>
+        <w:t xml:space="preserve">The guardian subsystem therefore corresponds to </w:t>
       </w:r>
       <w:r>
         <w:rPr>
           <w:b/>
           <w:bCs/>
         </w:rPr>
-        <w:t xml:space="preserve">Jurisdictional Constraint (L) and Fail-Closed Access Control</w:t>
-      </w:r>
-      <w:r>
-        <w:t xml:space="preserve">; because the jurisdiction is self-declared, it evidences the policy logic rather than protection against a dishonest requester.</w:t>
+        <w:t xml:space="preserve">Multi-Party Approval, Cryptographic Verification and Consent Activation</w:t>
+      </w:r>
+      <w:r>
+        <w:t xml:space="preserve">. In contrast to the earlier prototype, activation is a public, independently verifiable state change.</w:t>
       </w:r>
     </w:p>
     <w:p>
@@ -3428,7 +2611,7 @@
         <w:spacing w:after="140" w:before="320"/>
       </w:pPr>
       <w:r>
-        <w:t xml:space="preserve">6. Consent Revocation</w:t>
+        <w:t xml:space="preserve">4. Secure Patient Data Access for Doctor (SRQ3–SRQ5)</w:t>
       </w:r>
     </w:p>
     <w:p>
@@ -3437,50 +2620,400 @@
         <w:jc w:val="both"/>
       </w:pPr>
       <w:r>
-        <w:t xml:space="preserve">The enforcement component E requires that a patient can withdraw consent. In the patient's </w:t>
-      </w:r>
+        <w:t xml:space="preserve">The doctor subsystem represents the healthcare-provider side. After a Consent ID is entered, the system evaluates the decision matrix and displays it before any data can be requested (Figure 7). In this prototype the requester is not authenticated: the role is selected in the interface and the requester's jurisdiction is self-declared, and ledger entries attribute the access to the consent's requester DID. The matrix therefore demonstrates the decision logic, not resistance to an impersonating requester.</w:t>
+      </w:r>
+    </w:p>
+    <w:p>
+      <w:pPr>
+        <w:spacing w:after="140" w:before="80"/>
+        <w:jc w:val="center"/>
+      </w:pPr>
+      <m:oMath>
+        <m:r>
+          <m:t>ALLOW = VI ∧ VA ∧ VP ∧ VT ∧ VL</m:t>
+        </m:r>
+      </m:oMath>
+    </w:p>
+    <w:p>
+      <w:pPr>
+        <w:keepNext/>
+        <w:spacing w:after="80" w:before="160"/>
+      </w:pPr>
       <w:r>
         <w:rPr>
           <w:b/>
           <w:bCs/>
-        </w:rPr>
-        <w:t xml:space="preserve">My Consents</w:t>
-      </w:r>
-      <w:r>
-        <w:t xml:space="preserve"> view each consent is listed with its state, signature count and token. Pressing </w:t>
-      </w:r>
-      <w:r>
-        <w:rPr>
-          <w:b/>
-          <w:bCs/>
-        </w:rPr>
-        <w:t xml:space="preserve">Revoke</w:t>
-      </w:r>
-      <w:r>
-        <w:t xml:space="preserve"> on consent f050c29a first updates the application state and then submits </w:t>
-      </w:r>
-      <w:r>
-        <w:rPr>
-          <w:rFonts w:ascii="Consolas" w:cs="Consolas" w:eastAsia="Consolas" w:hAnsi="Consolas"/>
           <w:sz w:val="19"/>
           <w:szCs w:val="19"/>
         </w:rPr>
-        <w:t xml:space="preserve">revoke(1)</w:t>
-      </w:r>
-      <w:r>
-        <w:t xml:space="preserve"> (selector </w:t>
-      </w:r>
-      <w:r>
-        <w:rPr>
-          <w:rFonts w:ascii="Consolas" w:cs="Consolas" w:eastAsia="Consolas" w:hAnsi="Consolas"/>
+        <w:t xml:space="preserve">Table 3. </w:t>
+      </w:r>
+      <w:r>
+        <w:rPr>
+          <w:i/>
+          <w:iCs/>
           <w:sz w:val="19"/>
           <w:szCs w:val="19"/>
         </w:rPr>
-        <w:t xml:space="preserve">0x20c5429b</w:t>
-      </w:r>
-      <w:r>
-        <w:t xml:space="preserve">) from the owner account (Figure 11); the patient's own address has no key, so revocation is relayed by the issuer.</w:t>
-      </w:r>
+        <w:t xml:space="preserve">Checks evaluated by the decision matrix (services/access_service.py).</w:t>
+      </w:r>
+    </w:p>
+    <w:tbl>
+      <w:tblPr>
+        <w:tblW w:type="dxa" w:w="9360"/>
+        <w:tblBorders>
+          <w:top w:val="single" w:color="auto" w:sz="4"/>
+          <w:left w:val="single" w:color="auto" w:sz="4"/>
+          <w:bottom w:val="single" w:color="auto" w:sz="4"/>
+          <w:right w:val="single" w:color="auto" w:sz="4"/>
+          <w:insideH w:val="single" w:color="auto" w:sz="4"/>
+          <w:insideV w:val="single" w:color="auto" w:sz="4"/>
+        </w:tblBorders>
+      </w:tblPr>
+      <w:tblGrid>
+        <w:gridCol w:w="2100"/>
+        <w:gridCol w:w="7260"/>
+      </w:tblGrid>
+      <w:tr>
+        <w:trPr>
+          <w:tblHeader/>
+        </w:trPr>
+        <w:tc>
+          <w:tcPr>
+            <w:tcW w:type="dxa" w:w="2100"/>
+            <w:tcBorders>
+              <w:top w:val="single" w:color="8EA9B8" w:sz="4"/>
+              <w:left w:val="single" w:color="8EA9B8" w:sz="4"/>
+              <w:bottom w:val="single" w:color="8EA9B8" w:sz="4"/>
+              <w:right w:val="single" w:color="8EA9B8" w:sz="4"/>
+            </w:tcBorders>
+            <w:shd w:fill="0D3B4F" w:color="auto" w:val="clear"/>
+            <w:tcMar>
+              <w:top w:type="dxa" w:w="50"/>
+              <w:left w:type="dxa" w:w="90"/>
+              <w:bottom w:type="dxa" w:w="50"/>
+              <w:right w:type="dxa" w:w="90"/>
+            </w:tcMar>
+          </w:tcPr>
+          <w:p>
+            <w:r>
+              <w:rPr>
+                <w:b/>
+                <w:bCs/>
+                <w:color w:val="FFFFFF"/>
+                <w:sz w:val="18"/>
+                <w:szCs w:val="18"/>
+              </w:rPr>
+              <w:t xml:space="preserve">Check</w:t>
+            </w:r>
+          </w:p>
+        </w:tc>
+        <w:tc>
+          <w:tcPr>
+            <w:tcW w:type="dxa" w:w="7260"/>
+            <w:tcBorders>
+              <w:top w:val="single" w:color="8EA9B8" w:sz="4"/>
+              <w:left w:val="single" w:color="8EA9B8" w:sz="4"/>
+              <w:bottom w:val="single" w:color="8EA9B8" w:sz="4"/>
+              <w:right w:val="single" w:color="8EA9B8" w:sz="4"/>
+            </w:tcBorders>
+            <w:shd w:fill="0D3B4F" w:color="auto" w:val="clear"/>
+            <w:tcMar>
+              <w:top w:type="dxa" w:w="50"/>
+              <w:left w:type="dxa" w:w="90"/>
+              <w:bottom w:type="dxa" w:w="50"/>
+              <w:right w:type="dxa" w:w="90"/>
+            </w:tcMar>
+          </w:tcPr>
+          <w:p>
+            <w:r>
+              <w:rPr>
+                <w:b/>
+                <w:bCs/>
+                <w:color w:val="FFFFFF"/>
+                <w:sz w:val="18"/>
+                <w:szCs w:val="18"/>
+              </w:rPr>
+              <w:t xml:space="preserve">Condition evaluated in version 1.2</w:t>
+            </w:r>
+          </w:p>
+        </w:tc>
+      </w:tr>
+      <w:tr>
+        <w:tc>
+          <w:tcPr>
+            <w:tcW w:type="dxa" w:w="2100"/>
+            <w:tcBorders>
+              <w:top w:val="single" w:color="8EA9B8" w:sz="4"/>
+              <w:left w:val="single" w:color="8EA9B8" w:sz="4"/>
+              <w:bottom w:val="single" w:color="8EA9B8" w:sz="4"/>
+              <w:right w:val="single" w:color="8EA9B8" w:sz="4"/>
+            </w:tcBorders>
+            <w:tcMar>
+              <w:top w:type="dxa" w:w="50"/>
+              <w:left w:type="dxa" w:w="90"/>
+              <w:bottom w:type="dxa" w:w="50"/>
+              <w:right w:type="dxa" w:w="90"/>
+            </w:tcMar>
+          </w:tcPr>
+          <w:p>
+            <w:r>
+              <w:rPr>
+                <w:sz w:val="18"/>
+                <w:szCs w:val="18"/>
+              </w:rPr>
+              <w:t xml:space="preserve">VI – identity</w:t>
+            </w:r>
+          </w:p>
+        </w:tc>
+        <w:tc>
+          <w:tcPr>
+            <w:tcW w:type="dxa" w:w="7260"/>
+            <w:tcBorders>
+              <w:top w:val="single" w:color="8EA9B8" w:sz="4"/>
+              <w:left w:val="single" w:color="8EA9B8" w:sz="4"/>
+              <w:bottom w:val="single" w:color="8EA9B8" w:sz="4"/>
+              <w:right w:val="single" w:color="8EA9B8" w:sz="4"/>
+            </w:tcBorders>
+            <w:tcMar>
+              <w:top w:type="dxa" w:w="50"/>
+              <w:left w:type="dxa" w:w="90"/>
+              <w:bottom w:type="dxa" w:w="50"/>
+              <w:right w:type="dxa" w:w="90"/>
+            </w:tcMar>
+          </w:tcPr>
+          <w:p>
+            <w:r>
+              <w:rPr>
+                <w:sz w:val="18"/>
+                <w:szCs w:val="18"/>
+              </w:rPr>
+              <w:t xml:space="preserve">Patient and requester identifiers are DIDs, at least one signature exists and every recorded guardian signature verifies (EIP-712)</w:t>
+            </w:r>
+          </w:p>
+        </w:tc>
+      </w:tr>
+      <w:tr>
+        <w:tc>
+          <w:tcPr>
+            <w:tcW w:type="dxa" w:w="2100"/>
+            <w:tcBorders>
+              <w:top w:val="single" w:color="8EA9B8" w:sz="4"/>
+              <w:left w:val="single" w:color="8EA9B8" w:sz="4"/>
+              <w:bottom w:val="single" w:color="8EA9B8" w:sz="4"/>
+              <w:right w:val="single" w:color="8EA9B8" w:sz="4"/>
+            </w:tcBorders>
+            <w:tcMar>
+              <w:top w:type="dxa" w:w="50"/>
+              <w:left w:type="dxa" w:w="90"/>
+              <w:bottom w:type="dxa" w:w="50"/>
+              <w:right w:type="dxa" w:w="90"/>
+            </w:tcMar>
+          </w:tcPr>
+          <w:p>
+            <w:r>
+              <w:rPr>
+                <w:sz w:val="18"/>
+                <w:szCs w:val="18"/>
+              </w:rPr>
+              <w:t xml:space="preserve">VA – authorisation</w:t>
+            </w:r>
+          </w:p>
+        </w:tc>
+        <w:tc>
+          <w:tcPr>
+            <w:tcW w:type="dxa" w:w="7260"/>
+            <w:tcBorders>
+              <w:top w:val="single" w:color="8EA9B8" w:sz="4"/>
+              <w:left w:val="single" w:color="8EA9B8" w:sz="4"/>
+              <w:bottom w:val="single" w:color="8EA9B8" w:sz="4"/>
+              <w:right w:val="single" w:color="8EA9B8" w:sz="4"/>
+            </w:tcBorders>
+            <w:tcMar>
+              <w:top w:type="dxa" w:w="50"/>
+              <w:left w:type="dxa" w:w="90"/>
+              <w:bottom w:type="dxa" w:w="50"/>
+              <w:right w:type="dxa" w:w="90"/>
+            </w:tcMar>
+          </w:tcPr>
+          <w:p>
+            <w:r>
+              <w:rPr>
+                <w:sz w:val="18"/>
+                <w:szCs w:val="18"/>
+              </w:rPr>
+              <w:t xml:space="preserve">Signatures ≥ threshold, a token identifier is present and the consent is not revoked (local state)</w:t>
+            </w:r>
+          </w:p>
+        </w:tc>
+      </w:tr>
+      <w:tr>
+        <w:tc>
+          <w:tcPr>
+            <w:tcW w:type="dxa" w:w="2100"/>
+            <w:tcBorders>
+              <w:top w:val="single" w:color="8EA9B8" w:sz="4"/>
+              <w:left w:val="single" w:color="8EA9B8" w:sz="4"/>
+              <w:bottom w:val="single" w:color="8EA9B8" w:sz="4"/>
+              <w:right w:val="single" w:color="8EA9B8" w:sz="4"/>
+            </w:tcBorders>
+            <w:tcMar>
+              <w:top w:type="dxa" w:w="50"/>
+              <w:left w:type="dxa" w:w="90"/>
+              <w:bottom w:type="dxa" w:w="50"/>
+              <w:right w:type="dxa" w:w="90"/>
+            </w:tcMar>
+          </w:tcPr>
+          <w:p>
+            <w:r>
+              <w:rPr>
+                <w:sz w:val="18"/>
+                <w:szCs w:val="18"/>
+              </w:rPr>
+              <w:t xml:space="preserve">VP – purpose</w:t>
+            </w:r>
+          </w:p>
+        </w:tc>
+        <w:tc>
+          <w:tcPr>
+            <w:tcW w:type="dxa" w:w="7260"/>
+            <w:tcBorders>
+              <w:top w:val="single" w:color="8EA9B8" w:sz="4"/>
+              <w:left w:val="single" w:color="8EA9B8" w:sz="4"/>
+              <w:bottom w:val="single" w:color="8EA9B8" w:sz="4"/>
+              <w:right w:val="single" w:color="8EA9B8" w:sz="4"/>
+            </w:tcBorders>
+            <w:tcMar>
+              <w:top w:type="dxa" w:w="50"/>
+              <w:left w:type="dxa" w:w="90"/>
+              <w:bottom w:type="dxa" w:w="50"/>
+              <w:right w:type="dxa" w:w="90"/>
+            </w:tcMar>
+          </w:tcPr>
+          <w:p>
+            <w:r>
+              <w:rPr>
+                <w:sz w:val="18"/>
+                <w:szCs w:val="18"/>
+              </w:rPr>
+              <w:t xml:space="preserve">The consent purpose is in the permitted set {Treatment, Research, Emergency}</w:t>
+            </w:r>
+          </w:p>
+        </w:tc>
+      </w:tr>
+      <w:tr>
+        <w:tc>
+          <w:tcPr>
+            <w:tcW w:type="dxa" w:w="2100"/>
+            <w:tcBorders>
+              <w:top w:val="single" w:color="8EA9B8" w:sz="4"/>
+              <w:left w:val="single" w:color="8EA9B8" w:sz="4"/>
+              <w:bottom w:val="single" w:color="8EA9B8" w:sz="4"/>
+              <w:right w:val="single" w:color="8EA9B8" w:sz="4"/>
+            </w:tcBorders>
+            <w:tcMar>
+              <w:top w:type="dxa" w:w="50"/>
+              <w:left w:type="dxa" w:w="90"/>
+              <w:bottom w:type="dxa" w:w="50"/>
+              <w:right w:type="dxa" w:w="90"/>
+            </w:tcMar>
+          </w:tcPr>
+          <w:p>
+            <w:r>
+              <w:rPr>
+                <w:sz w:val="18"/>
+                <w:szCs w:val="18"/>
+              </w:rPr>
+              <w:t xml:space="preserve">VT – time</w:t>
+            </w:r>
+          </w:p>
+        </w:tc>
+        <w:tc>
+          <w:tcPr>
+            <w:tcW w:type="dxa" w:w="7260"/>
+            <w:tcBorders>
+              <w:top w:val="single" w:color="8EA9B8" w:sz="4"/>
+              <w:left w:val="single" w:color="8EA9B8" w:sz="4"/>
+              <w:bottom w:val="single" w:color="8EA9B8" w:sz="4"/>
+              <w:right w:val="single" w:color="8EA9B8" w:sz="4"/>
+            </w:tcBorders>
+            <w:tcMar>
+              <w:top w:type="dxa" w:w="50"/>
+              <w:left w:type="dxa" w:w="90"/>
+              <w:bottom w:type="dxa" w:w="50"/>
+              <w:right w:type="dxa" w:w="90"/>
+            </w:tcMar>
+          </w:tcPr>
+          <w:p>
+            <w:r>
+              <w:rPr>
+                <w:sz w:val="18"/>
+                <w:szCs w:val="18"/>
+              </w:rPr>
+              <w:t xml:space="preserve">Start ≤ now ≤ expiry, evaluated on the consent's stored dates</w:t>
+            </w:r>
+          </w:p>
+        </w:tc>
+      </w:tr>
+      <w:tr>
+        <w:tc>
+          <w:tcPr>
+            <w:tcW w:type="dxa" w:w="2100"/>
+            <w:tcBorders>
+              <w:top w:val="single" w:color="8EA9B8" w:sz="4"/>
+              <w:left w:val="single" w:color="8EA9B8" w:sz="4"/>
+              <w:bottom w:val="single" w:color="8EA9B8" w:sz="4"/>
+              <w:right w:val="single" w:color="8EA9B8" w:sz="4"/>
+            </w:tcBorders>
+            <w:tcMar>
+              <w:top w:type="dxa" w:w="50"/>
+              <w:left w:type="dxa" w:w="90"/>
+              <w:bottom w:type="dxa" w:w="50"/>
+              <w:right w:type="dxa" w:w="90"/>
+            </w:tcMar>
+          </w:tcPr>
+          <w:p>
+            <w:r>
+              <w:rPr>
+                <w:sz w:val="18"/>
+                <w:szCs w:val="18"/>
+              </w:rPr>
+              <w:t xml:space="preserve">VL – jurisdiction</w:t>
+            </w:r>
+          </w:p>
+        </w:tc>
+        <w:tc>
+          <w:tcPr>
+            <w:tcW w:type="dxa" w:w="7260"/>
+            <w:tcBorders>
+              <w:top w:val="single" w:color="8EA9B8" w:sz="4"/>
+              <w:left w:val="single" w:color="8EA9B8" w:sz="4"/>
+              <w:bottom w:val="single" w:color="8EA9B8" w:sz="4"/>
+              <w:right w:val="single" w:color="8EA9B8" w:sz="4"/>
+            </w:tcBorders>
+            <w:tcMar>
+              <w:top w:type="dxa" w:w="50"/>
+              <w:left w:type="dxa" w:w="90"/>
+              <w:bottom w:type="dxa" w:w="50"/>
+              <w:right w:type="dxa" w:w="90"/>
+            </w:tcMar>
+          </w:tcPr>
+          <w:p>
+            <w:r>
+              <w:rPr>
+                <w:sz w:val="18"/>
+                <w:szCs w:val="18"/>
+              </w:rPr>
+              <w:t xml:space="preserve">The requester's declared jurisdiction equals the consent's jurisdiction (an empty consent jurisdiction is unrestricted)</w:t>
+            </w:r>
+          </w:p>
+        </w:tc>
+      </w:tr>
+    </w:tbl>
+    <w:p>
+      <w:pPr>
+        <w:spacing w:after="120"/>
+      </w:pPr>
     </w:p>
     <w:p>
       <w:pPr>
@@ -3491,9 +3024,9 @@
       <w:r>
         <w:drawing>
           <wp:inline distT="0" distB="0" distL="0" distR="0">
-            <wp:extent cx="5143500" cy="3714750"/>
+            <wp:extent cx="5143500" cy="4057650"/>
             <wp:effectExtent t="0" r="0" b="0" l="0"/>
-            <wp:docPr id="1" name="g_revoking" descr="The patient revokes consent f050c29a (token #1); the application waits for the Sepolia block confirmation. The other rows are earlier trial consents." title="Figure 11"/>
+            <wp:docPr id="1" name="g_doc_au" descr="Doctor subsystem, requester jurisdiction AU: all five checks PASS, ALLOW = PASS and the consent state is ACTIVE." title="Figure 7"/>
             <wp:cNvGraphicFramePr>
               <a:graphicFrameLocks xmlns:a="http://schemas.openxmlformats.org/drawingml/2006/main" noChangeAspect="1"/>
             </wp:cNvGraphicFramePr>
@@ -3516,7 +3049,7 @@
                   <pic:spPr bwMode="auto">
                     <a:xfrm>
                       <a:off x="0" y="0"/>
-                      <a:ext cx="5143500" cy="3714750"/>
+                      <a:ext cx="5143500" cy="4057650"/>
                     </a:xfrm>
                     <a:prstGeom prst="rect">
                       <a:avLst/>
@@ -3543,7 +3076,7 @@
           <w:sz w:val="19"/>
           <w:szCs w:val="19"/>
         </w:rPr>
-        <w:t xml:space="preserve">Figure 11. </w:t>
+        <w:t xml:space="preserve">Figure 7. </w:t>
       </w:r>
       <w:r>
         <w:rPr>
@@ -3552,7 +3085,7 @@
           <w:sz w:val="19"/>
           <w:szCs w:val="19"/>
         </w:rPr>
-        <w:t xml:space="preserve">The patient revokes consent f050c29a (token #1); the application waits for the Sepolia block confirmation. The other rows are earlier trial consents.</w:t>
+        <w:t xml:space="preserve">Doctor subsystem, requester jurisdiction AU: all five checks PASS, ALLOW = PASS and the consent state is ACTIVE.</w:t>
       </w:r>
     </w:p>
     <w:p>
@@ -3561,17 +3094,91 @@
         <w:jc w:val="both"/>
       </w:pPr>
       <w:r>
-        <w:t xml:space="preserve">The revocation was confirmed in block </w:t>
+        <w:t xml:space="preserve">The doctor then selects the modules to request. The request must be non-empty and a subset of the authorised scope, and the matrix must return ALLOW. The request also generates and verifies a </w:t>
       </w:r>
       <w:r>
         <w:rPr>
           <w:b/>
           <w:bCs/>
         </w:rPr>
-        <w:t xml:space="preserve">11,771,307</w:t>
-      </w:r>
-      <w:r>
-        <w:t xml:space="preserve"> at 10:04:00 and the consent is shown as REVOKED (Figure 12). From then on, the doctor subsystem reports the consent as not active because VA fails (Figure 13), and the on-chain revocation flag of token #1 was later read back as true by the independent verification (Section 9). Two properties should be noted: the application's own decision uses its local state, which is written first, and revocation cannot recall data already released to the requester.</w:t>
+        <w:t xml:space="preserve">Groth16 proof</w:t>
+      </w:r>
+      <w:r>
+        <w:t xml:space="preserve"> for the circuit below, in which </w:t>
+      </w:r>
+      <w:r>
+        <w:rPr>
+          <w:rFonts w:ascii="Consolas" w:cs="Consolas" w:eastAsia="Consolas" w:hAnsi="Consolas"/>
+          <w:sz w:val="19"/>
+          <w:szCs w:val="19"/>
+        </w:rPr>
+        <w:t xml:space="preserve">commitment</w:t>
+      </w:r>
+      <w:r>
+        <w:t xml:space="preserve"> and </w:t>
+      </w:r>
+      <w:r>
+        <w:rPr>
+          <w:rFonts w:ascii="Consolas" w:cs="Consolas" w:eastAsia="Consolas" w:hAnsi="Consolas"/>
+          <w:sz w:val="19"/>
+          <w:szCs w:val="19"/>
+        </w:rPr>
+        <w:t xml:space="preserve">now</w:t>
+      </w:r>
+      <w:r>
+        <w:t xml:space="preserve"> are public and the secret s and the expiry e are private witnesses:</w:t>
+      </w:r>
+    </w:p>
+    <w:p>
+      <w:pPr>
+        <w:spacing w:after="140" w:before="80"/>
+        <w:jc w:val="center"/>
+      </w:pPr>
+      <m:oMath>
+        <m:r>
+          <m:t>∃ (s, e):  Poseidon(s, e) = commitment  ∧  now ≤ e</m:t>
+        </m:r>
+      </m:oMath>
+    </w:p>
+    <w:p>
+      <w:pPr>
+        <w:spacing w:after="120" w:line="276"/>
+        <w:jc w:val="both"/>
+      </w:pPr>
+      <w:r>
+        <w:t xml:space="preserve">In the evaluated run the doctor requested all four modules twice, at 09:51:38 and 09:51:41, and both requests were </w:t>
+      </w:r>
+      <w:r>
+        <w:rPr>
+          <w:b/>
+          <w:bCs/>
+        </w:rPr>
+        <w:t xml:space="preserve">GRANTED</w:t>
+      </w:r>
+      <w:r>
+        <w:t xml:space="preserve"> with </w:t>
+      </w:r>
+      <w:r>
+        <w:rPr>
+          <w:rFonts w:ascii="Consolas" w:cs="Consolas" w:eastAsia="Consolas" w:hAnsi="Consolas"/>
+          <w:sz w:val="19"/>
+          <w:szCs w:val="19"/>
+        </w:rPr>
+        <w:t xml:space="preserve">zk_proof_verified = true</w:t>
+      </w:r>
+      <w:r>
+        <w:t xml:space="preserve"> and </w:t>
+      </w:r>
+      <w:r>
+        <w:rPr>
+          <w:rFonts w:ascii="Consolas" w:cs="Consolas" w:eastAsia="Consolas" w:hAnsi="Consolas"/>
+          <w:sz w:val="19"/>
+          <w:szCs w:val="19"/>
+        </w:rPr>
+        <w:t xml:space="preserve">proof_mode = groth16</w:t>
+      </w:r>
+      <w:r>
+        <w:t xml:space="preserve">. This confirms that the Groth16 proof was generated and verified, rather than the hash-based fallback used when the circuit artefacts are unavailable (Figure 8). Its contribution should be interpreted carefully: the prover and verifier run on the same server, the commitment is not anchored on-chain, and the expiry is already public in the token. The proof therefore demonstrates that the ZK toolchain is integrated end-to-end, but it does not yet add a privacy or trust guarantee beyond VT (Section 14).</w:t>
       </w:r>
     </w:p>
     <w:p>
@@ -3583,9 +3190,9 @@
       <w:r>
         <w:drawing>
           <wp:inline distT="0" distB="0" distL="0" distR="0">
-            <wp:extent cx="5143500" cy="3409950"/>
+            <wp:extent cx="4953000" cy="5781675"/>
             <wp:effectExtent t="0" r="0" b="0" l="0"/>
-            <wp:docPr id="1" name="g_revoked" descr="After confirmation, consent f050c29a is REVOKED with token SBT-1 (token #1)." title="Figure 12"/>
+            <wp:docPr id="1" name="M4" descr="Doctor subsystem (jurisdiction AU): all checks PASS, consent ACTIVE, and after Groth16 verification the authorised medical records are displayed per EMR module with CSV export." title="Figure 8"/>
             <wp:cNvGraphicFramePr>
               <a:graphicFrameLocks xmlns:a="http://schemas.openxmlformats.org/drawingml/2006/main" noChangeAspect="1"/>
             </wp:cNvGraphicFramePr>
@@ -3608,6 +3215,472 @@
                   <pic:spPr bwMode="auto">
                     <a:xfrm>
                       <a:off x="0" y="0"/>
+                      <a:ext cx="4953000" cy="5781675"/>
+                    </a:xfrm>
+                    <a:prstGeom prst="rect">
+                      <a:avLst/>
+                    </a:prstGeom>
+                  </pic:spPr>
+                </pic:pic>
+              </a:graphicData>
+            </a:graphic>
+          </wp:inline>
+        </w:drawing>
+      </w:r>
+    </w:p>
+    <w:p>
+      <w:pPr>
+        <w:spacing w:after="200"/>
+        <w:jc w:val="center"/>
+      </w:pPr>
+      <w:r>
+        <w:rPr>
+          <w:b/>
+          <w:bCs/>
+          <w:i/>
+          <w:iCs/>
+          <w:sz w:val="19"/>
+          <w:szCs w:val="19"/>
+        </w:rPr>
+        <w:t xml:space="preserve">Figure 8. </w:t>
+      </w:r>
+      <w:r>
+        <w:rPr>
+          <w:i/>
+          <w:iCs/>
+          <w:sz w:val="19"/>
+          <w:szCs w:val="19"/>
+        </w:rPr>
+        <w:t xml:space="preserve">Doctor subsystem (jurisdiction AU): all checks PASS, consent ACTIVE, and after Groth16 verification the authorised medical records are displayed per EMR module with CSV export.</w:t>
+      </w:r>
+    </w:p>
+    <w:p>
+      <w:pPr>
+        <w:spacing w:after="160" w:before="60" w:line="276"/>
+        <w:jc w:val="both"/>
+      </w:pPr>
+      <w:r>
+        <w:t xml:space="preserve">The doctor subsystem therefore corresponds to </w:t>
+      </w:r>
+      <w:r>
+        <w:rPr>
+          <w:b/>
+          <w:bCs/>
+        </w:rPr>
+        <w:t xml:space="preserve">Consent-State Validation, Scope Enforcement and Authorised Data Access</w:t>
+      </w:r>
+      <w:r>
+        <w:t xml:space="preserve">.</w:t>
+      </w:r>
+    </w:p>
+    <w:p>
+      <w:pPr>
+        <w:pStyle w:val="Heading1"/>
+        <w:spacing w:after="140" w:before="320"/>
+      </w:pPr>
+      <w:r>
+        <w:t xml:space="preserve">5. Negative Test: Jurisdiction Violation</w:t>
+      </w:r>
+    </w:p>
+    <w:p>
+      <w:pPr>
+        <w:spacing w:after="120" w:line="276"/>
+        <w:jc w:val="both"/>
+      </w:pPr>
+      <w:r>
+        <w:t xml:space="preserve">A consent framework must be evaluated not only on whether it grants legitimate access but on whether it refuses illegitimate access. The request was therefore repeated with the requester jurisdiction declared as </w:t>
+      </w:r>
+      <w:r>
+        <w:rPr>
+          <w:b/>
+          <w:bCs/>
+        </w:rPr>
+        <w:t xml:space="preserve">SA</w:t>
+      </w:r>
+      <w:r>
+        <w:t xml:space="preserve">, whereas the consent was issued for </w:t>
+      </w:r>
+      <w:r>
+        <w:rPr>
+          <w:b/>
+          <w:bCs/>
+        </w:rPr>
+        <w:t xml:space="preserve">AU</w:t>
+      </w:r>
+      <w:r>
+        <w:t xml:space="preserve">. The matrix reports VL = FAIL and consequently ALLOW = FAIL (Figure 9), although the consent is still ACTIVE and all other checks pass.</w:t>
+      </w:r>
+    </w:p>
+    <w:p>
+      <w:pPr>
+        <w:keepNext/>
+        <w:spacing w:after="60" w:before="120"/>
+        <w:jc w:val="center"/>
+      </w:pPr>
+      <w:r>
+        <w:drawing>
+          <wp:inline distT="0" distB="0" distL="0" distR="0">
+            <wp:extent cx="5143500" cy="4057650"/>
+            <wp:effectExtent t="0" r="0" b="0" l="0"/>
+            <wp:docPr id="1" name="g_doc_sa" descr="Requester jurisdiction SA against a consent issued for AU: VL = FAIL and ALLOW = FAIL while the consent state remains ACTIVE." title="Figure 9"/>
+            <wp:cNvGraphicFramePr>
+              <a:graphicFrameLocks xmlns:a="http://schemas.openxmlformats.org/drawingml/2006/main" noChangeAspect="1"/>
+            </wp:cNvGraphicFramePr>
+            <a:graphic xmlns:a="http://schemas.openxmlformats.org/drawingml/2006/main">
+              <a:graphicData uri="http://schemas.openxmlformats.org/drawingml/2006/picture">
+                <pic:pic xmlns:pic="http://schemas.openxmlformats.org/drawingml/2006/picture">
+                  <pic:nvPicPr>
+                    <pic:cNvPr id="0" name="" descr=""/>
+                    <pic:cNvPicPr>
+                      <a:picLocks noChangeAspect="1" noChangeArrowheads="1"/>
+                    </pic:cNvPicPr>
+                  </pic:nvPicPr>
+                  <pic:blipFill>
+                    <a:blip r:embed="rId16" cstate="none"/>
+                    <a:srcRect/>
+                    <a:stretch>
+                      <a:fillRect/>
+                    </a:stretch>
+                  </pic:blipFill>
+                  <pic:spPr bwMode="auto">
+                    <a:xfrm>
+                      <a:off x="0" y="0"/>
+                      <a:ext cx="5143500" cy="4057650"/>
+                    </a:xfrm>
+                    <a:prstGeom prst="rect">
+                      <a:avLst/>
+                    </a:prstGeom>
+                  </pic:spPr>
+                </pic:pic>
+              </a:graphicData>
+            </a:graphic>
+          </wp:inline>
+        </w:drawing>
+      </w:r>
+    </w:p>
+    <w:p>
+      <w:pPr>
+        <w:spacing w:after="200"/>
+        <w:jc w:val="center"/>
+      </w:pPr>
+      <w:r>
+        <w:rPr>
+          <w:b/>
+          <w:bCs/>
+          <w:i/>
+          <w:iCs/>
+          <w:sz w:val="19"/>
+          <w:szCs w:val="19"/>
+        </w:rPr>
+        <w:t xml:space="preserve">Figure 9. </w:t>
+      </w:r>
+      <w:r>
+        <w:rPr>
+          <w:i/>
+          <w:iCs/>
+          <w:sz w:val="19"/>
+          <w:szCs w:val="19"/>
+        </w:rPr>
+        <w:t xml:space="preserve">Requester jurisdiction SA against a consent issued for AU: VL = FAIL and ALLOW = FAIL while the consent state remains ACTIVE.</w:t>
+      </w:r>
+    </w:p>
+    <w:p>
+      <w:pPr>
+        <w:spacing w:after="120" w:line="276"/>
+        <w:jc w:val="both"/>
+      </w:pPr>
+      <w:r>
+        <w:t xml:space="preserve">On submission, access is refused and the failed check is named (Figure 10). The ledger entry at 10:02:51 records </w:t>
+      </w:r>
+      <w:r>
+        <w:rPr>
+          <w:b/>
+          <w:bCs/>
+        </w:rPr>
+        <w:t xml:space="preserve">DENIED</w:t>
+      </w:r>
+      <w:r>
+        <w:t xml:space="preserve"> together with the complete decision matrix, so the refusal is itself auditable. In version 1.1 this request would have been granted, because VL was displayed but not included in the decision.</w:t>
+      </w:r>
+    </w:p>
+    <w:p>
+      <w:pPr>
+        <w:keepNext/>
+        <w:spacing w:after="60" w:before="120"/>
+        <w:jc w:val="center"/>
+      </w:pPr>
+      <w:r>
+        <w:drawing>
+          <wp:inline distT="0" distB="0" distL="0" distR="0">
+            <wp:extent cx="5143500" cy="2543175"/>
+            <wp:effectExtent t="0" r="0" b="0" l="0"/>
+            <wp:docPr id="1" name="g_denied" descr="Access denied: 'Security Exception: Access Denied by ZK-Policy. Failed checks: VL'." title="Figure 10"/>
+            <wp:cNvGraphicFramePr>
+              <a:graphicFrameLocks xmlns:a="http://schemas.openxmlformats.org/drawingml/2006/main" noChangeAspect="1"/>
+            </wp:cNvGraphicFramePr>
+            <a:graphic xmlns:a="http://schemas.openxmlformats.org/drawingml/2006/main">
+              <a:graphicData uri="http://schemas.openxmlformats.org/drawingml/2006/picture">
+                <pic:pic xmlns:pic="http://schemas.openxmlformats.org/drawingml/2006/picture">
+                  <pic:nvPicPr>
+                    <pic:cNvPr id="0" name="" descr=""/>
+                    <pic:cNvPicPr>
+                      <a:picLocks noChangeAspect="1" noChangeArrowheads="1"/>
+                    </pic:cNvPicPr>
+                  </pic:nvPicPr>
+                  <pic:blipFill>
+                    <a:blip r:embed="rId17" cstate="none"/>
+                    <a:srcRect/>
+                    <a:stretch>
+                      <a:fillRect/>
+                    </a:stretch>
+                  </pic:blipFill>
+                  <pic:spPr bwMode="auto">
+                    <a:xfrm>
+                      <a:off x="0" y="0"/>
+                      <a:ext cx="5143500" cy="2543175"/>
+                    </a:xfrm>
+                    <a:prstGeom prst="rect">
+                      <a:avLst/>
+                    </a:prstGeom>
+                  </pic:spPr>
+                </pic:pic>
+              </a:graphicData>
+            </a:graphic>
+          </wp:inline>
+        </w:drawing>
+      </w:r>
+    </w:p>
+    <w:p>
+      <w:pPr>
+        <w:spacing w:after="200"/>
+        <w:jc w:val="center"/>
+      </w:pPr>
+      <w:r>
+        <w:rPr>
+          <w:b/>
+          <w:bCs/>
+          <w:i/>
+          <w:iCs/>
+          <w:sz w:val="19"/>
+          <w:szCs w:val="19"/>
+        </w:rPr>
+        <w:t xml:space="preserve">Figure 10. </w:t>
+      </w:r>
+      <w:r>
+        <w:rPr>
+          <w:i/>
+          <w:iCs/>
+          <w:sz w:val="19"/>
+          <w:szCs w:val="19"/>
+        </w:rPr>
+        <w:t xml:space="preserve">Access denied: 'Security Exception: Access Denied by ZK-Policy. Failed checks: VL'.</w:t>
+      </w:r>
+    </w:p>
+    <w:p>
+      <w:pPr>
+        <w:spacing w:after="160" w:before="60" w:line="276"/>
+        <w:jc w:val="both"/>
+      </w:pPr>
+      <w:r>
+        <w:t xml:space="preserve">This test therefore corresponds to </w:t>
+      </w:r>
+      <w:r>
+        <w:rPr>
+          <w:b/>
+          <w:bCs/>
+        </w:rPr>
+        <w:t xml:space="preserve">Jurisdictional Constraint (L) and Fail-Closed Access Control</w:t>
+      </w:r>
+      <w:r>
+        <w:t xml:space="preserve">; because the jurisdiction is self-declared, it evidences the policy logic rather than protection against a dishonest requester.</w:t>
+      </w:r>
+    </w:p>
+    <w:p>
+      <w:pPr>
+        <w:pStyle w:val="Heading1"/>
+        <w:spacing w:after="140" w:before="320"/>
+      </w:pPr>
+      <w:r>
+        <w:t xml:space="preserve">6. Consent Revocation</w:t>
+      </w:r>
+    </w:p>
+    <w:p>
+      <w:pPr>
+        <w:spacing w:after="120" w:line="276"/>
+        <w:jc w:val="both"/>
+      </w:pPr>
+      <w:r>
+        <w:t xml:space="preserve">The enforcement component E requires that a patient can withdraw consent. In the patient's </w:t>
+      </w:r>
+      <w:r>
+        <w:rPr>
+          <w:b/>
+          <w:bCs/>
+        </w:rPr>
+        <w:t xml:space="preserve">My Consents</w:t>
+      </w:r>
+      <w:r>
+        <w:t xml:space="preserve"> view each consent is listed with its state, signature count and token. Pressing </w:t>
+      </w:r>
+      <w:r>
+        <w:rPr>
+          <w:b/>
+          <w:bCs/>
+        </w:rPr>
+        <w:t xml:space="preserve">Revoke</w:t>
+      </w:r>
+      <w:r>
+        <w:t xml:space="preserve"> on consent f050c29a first updates the application state and then submits </w:t>
+      </w:r>
+      <w:r>
+        <w:rPr>
+          <w:rFonts w:ascii="Consolas" w:cs="Consolas" w:eastAsia="Consolas" w:hAnsi="Consolas"/>
+          <w:sz w:val="19"/>
+          <w:szCs w:val="19"/>
+        </w:rPr>
+        <w:t xml:space="preserve">revoke(1)</w:t>
+      </w:r>
+      <w:r>
+        <w:t xml:space="preserve"> (selector </w:t>
+      </w:r>
+      <w:r>
+        <w:rPr>
+          <w:rFonts w:ascii="Consolas" w:cs="Consolas" w:eastAsia="Consolas" w:hAnsi="Consolas"/>
+          <w:sz w:val="19"/>
+          <w:szCs w:val="19"/>
+        </w:rPr>
+        <w:t xml:space="preserve">0x20c5429b</w:t>
+      </w:r>
+      <w:r>
+        <w:t xml:space="preserve">) from the owner account (Figure 11); the patient's own address has no key, so revocation is relayed by the issuer.</w:t>
+      </w:r>
+    </w:p>
+    <w:p>
+      <w:pPr>
+        <w:keepNext/>
+        <w:spacing w:after="60" w:before="120"/>
+        <w:jc w:val="center"/>
+      </w:pPr>
+      <w:r>
+        <w:drawing>
+          <wp:inline distT="0" distB="0" distL="0" distR="0">
+            <wp:extent cx="5143500" cy="3714750"/>
+            <wp:effectExtent t="0" r="0" b="0" l="0"/>
+            <wp:docPr id="1" name="g_revoking" descr="The patient revokes consent f050c29a (token #1); the application waits for the Sepolia block confirmation. The other rows are earlier trial consents." title="Figure 11"/>
+            <wp:cNvGraphicFramePr>
+              <a:graphicFrameLocks xmlns:a="http://schemas.openxmlformats.org/drawingml/2006/main" noChangeAspect="1"/>
+            </wp:cNvGraphicFramePr>
+            <a:graphic xmlns:a="http://schemas.openxmlformats.org/drawingml/2006/main">
+              <a:graphicData uri="http://schemas.openxmlformats.org/drawingml/2006/picture">
+                <pic:pic xmlns:pic="http://schemas.openxmlformats.org/drawingml/2006/picture">
+                  <pic:nvPicPr>
+                    <pic:cNvPr id="0" name="" descr=""/>
+                    <pic:cNvPicPr>
+                      <a:picLocks noChangeAspect="1" noChangeArrowheads="1"/>
+                    </pic:cNvPicPr>
+                  </pic:nvPicPr>
+                  <pic:blipFill>
+                    <a:blip r:embed="rId18" cstate="none"/>
+                    <a:srcRect/>
+                    <a:stretch>
+                      <a:fillRect/>
+                    </a:stretch>
+                  </pic:blipFill>
+                  <pic:spPr bwMode="auto">
+                    <a:xfrm>
+                      <a:off x="0" y="0"/>
+                      <a:ext cx="5143500" cy="3714750"/>
+                    </a:xfrm>
+                    <a:prstGeom prst="rect">
+                      <a:avLst/>
+                    </a:prstGeom>
+                  </pic:spPr>
+                </pic:pic>
+              </a:graphicData>
+            </a:graphic>
+          </wp:inline>
+        </w:drawing>
+      </w:r>
+    </w:p>
+    <w:p>
+      <w:pPr>
+        <w:spacing w:after="200"/>
+        <w:jc w:val="center"/>
+      </w:pPr>
+      <w:r>
+        <w:rPr>
+          <w:b/>
+          <w:bCs/>
+          <w:i/>
+          <w:iCs/>
+          <w:sz w:val="19"/>
+          <w:szCs w:val="19"/>
+        </w:rPr>
+        <w:t xml:space="preserve">Figure 11. </w:t>
+      </w:r>
+      <w:r>
+        <w:rPr>
+          <w:i/>
+          <w:iCs/>
+          <w:sz w:val="19"/>
+          <w:szCs w:val="19"/>
+        </w:rPr>
+        <w:t xml:space="preserve">The patient revokes consent f050c29a (token #1); the application waits for the Sepolia block confirmation. The other rows are earlier trial consents.</w:t>
+      </w:r>
+    </w:p>
+    <w:p>
+      <w:pPr>
+        <w:spacing w:after="120" w:line="276"/>
+        <w:jc w:val="both"/>
+      </w:pPr>
+      <w:r>
+        <w:t xml:space="preserve">The revocation was confirmed in block </w:t>
+      </w:r>
+      <w:r>
+        <w:rPr>
+          <w:b/>
+          <w:bCs/>
+        </w:rPr>
+        <w:t xml:space="preserve">11,771,307</w:t>
+      </w:r>
+      <w:r>
+        <w:t xml:space="preserve"> at 10:04:00 and the consent is shown as REVOKED (Figure 12). From then on, the doctor subsystem reports the consent as not active because VA fails (Figure 13), and the on-chain revocation flag of token #1 was later read back as true by the independent verification (Section 9). Two properties should be noted: the application's own decision uses its local state, which is written first, and revocation cannot recall data already released to the requester.</w:t>
+      </w:r>
+    </w:p>
+    <w:p>
+      <w:pPr>
+        <w:keepNext/>
+        <w:spacing w:after="60" w:before="120"/>
+        <w:jc w:val="center"/>
+      </w:pPr>
+      <w:r>
+        <w:drawing>
+          <wp:inline distT="0" distB="0" distL="0" distR="0">
+            <wp:extent cx="5143500" cy="3409950"/>
+            <wp:effectExtent t="0" r="0" b="0" l="0"/>
+            <wp:docPr id="1" name="g_revoked" descr="After confirmation, consent f050c29a is REVOKED with token SBT-1 (token #1)." title="Figure 12"/>
+            <wp:cNvGraphicFramePr>
+              <a:graphicFrameLocks xmlns:a="http://schemas.openxmlformats.org/drawingml/2006/main" noChangeAspect="1"/>
+            </wp:cNvGraphicFramePr>
+            <a:graphic xmlns:a="http://schemas.openxmlformats.org/drawingml/2006/main">
+              <a:graphicData uri="http://schemas.openxmlformats.org/drawingml/2006/picture">
+                <pic:pic xmlns:pic="http://schemas.openxmlformats.org/drawingml/2006/picture">
+                  <pic:nvPicPr>
+                    <pic:cNvPr id="0" name="" descr=""/>
+                    <pic:cNvPicPr>
+                      <a:picLocks noChangeAspect="1" noChangeArrowheads="1"/>
+                    </pic:cNvPicPr>
+                  </pic:nvPicPr>
+                  <pic:blipFill>
+                    <a:blip r:embed="rId19" cstate="none"/>
+                    <a:srcRect/>
+                    <a:stretch>
+                      <a:fillRect/>
+                    </a:stretch>
+                  </pic:blipFill>
+                  <pic:spPr bwMode="auto">
+                    <a:xfrm>
+                      <a:off x="0" y="0"/>
                       <a:ext cx="5143500" cy="3409950"/>
                     </a:xfrm>
                     <a:prstGeom prst="rect">
@@ -3650,37 +3723,53 @@
     <w:p>
       <w:pPr>
         <w:keepNext/>
-        <w:pBdr>
-          <w:top w:val="dashed" w:color="C0504D" w:sz="8" w:space="8"/>
-          <w:left w:val="dashed" w:color="C0504D" w:sz="8" w:space="8"/>
-          <w:bottom w:val="dashed" w:color="C0504D" w:sz="8" w:space="8"/>
-          <w:right w:val="dashed" w:color="C0504D" w:sz="8" w:space="8"/>
-        </w:pBdr>
-        <w:shd w:fill="FDF2F2" w:color="auto" w:val="clear"/>
-        <w:spacing w:after="0" w:before="160"/>
+        <w:spacing w:after="60" w:before="120"/>
         <w:jc w:val="center"/>
       </w:pPr>
       <w:r>
-        <w:rPr>
-          <w:b/>
-          <w:bCs/>
-          <w:color w:val="C0504D"/>
-        </w:rPr>
-        <w:t xml:space="preserve">[ SCREENSHOT PENDING M5 ]</w:t>
-      </w:r>
-      <w:r>
-        <w:rPr>
-          <w:color w:val="7F2A28"/>
-          <w:sz w:val="19"/>
-          <w:szCs w:val="19"/>
-        </w:rPr>
-        <w:br/>
-        <w:t xml:space="preserve">  Insert here: Doctor page, Consent ID f050c29a, showing VA FAIL and 'Consent is not active. Current state: REVOKED'.</w:t>
-      </w:r>
-    </w:p>
-    <w:p>
-      <w:pPr>
-        <w:spacing w:after="200" w:before="60"/>
+        <w:drawing>
+          <wp:inline distT="0" distB="0" distL="0" distR="0">
+            <wp:extent cx="5143500" cy="2847975"/>
+            <wp:effectExtent t="0" r="0" b="0" l="0"/>
+            <wp:docPr id="1" name="M5" descr="Doctor subsystem after revocation (negative test N2): VA = FAIL, ALLOW = FAIL and 'Consent is not active. Current state: REVOKED'." title="Figure 13"/>
+            <wp:cNvGraphicFramePr>
+              <a:graphicFrameLocks xmlns:a="http://schemas.openxmlformats.org/drawingml/2006/main" noChangeAspect="1"/>
+            </wp:cNvGraphicFramePr>
+            <a:graphic xmlns:a="http://schemas.openxmlformats.org/drawingml/2006/main">
+              <a:graphicData uri="http://schemas.openxmlformats.org/drawingml/2006/picture">
+                <pic:pic xmlns:pic="http://schemas.openxmlformats.org/drawingml/2006/picture">
+                  <pic:nvPicPr>
+                    <pic:cNvPr id="0" name="" descr=""/>
+                    <pic:cNvPicPr>
+                      <a:picLocks noChangeAspect="1" noChangeArrowheads="1"/>
+                    </pic:cNvPicPr>
+                  </pic:nvPicPr>
+                  <pic:blipFill>
+                    <a:blip r:embed="rId20" cstate="none"/>
+                    <a:srcRect/>
+                    <a:stretch>
+                      <a:fillRect/>
+                    </a:stretch>
+                  </pic:blipFill>
+                  <pic:spPr bwMode="auto">
+                    <a:xfrm>
+                      <a:off x="0" y="0"/>
+                      <a:ext cx="5143500" cy="2847975"/>
+                    </a:xfrm>
+                    <a:prstGeom prst="rect">
+                      <a:avLst/>
+                    </a:prstGeom>
+                  </pic:spPr>
+                </pic:pic>
+              </a:graphicData>
+            </a:graphic>
+          </wp:inline>
+        </w:drawing>
+      </w:r>
+    </w:p>
+    <w:p>
+      <w:pPr>
+        <w:spacing w:after="200"/>
         <w:jc w:val="center"/>
       </w:pPr>
       <w:r>
@@ -3701,7 +3790,7 @@
           <w:sz w:val="19"/>
           <w:szCs w:val="19"/>
         </w:rPr>
-        <w:t xml:space="preserve">Doctor subsystem after revocation: VA = FAIL and the consent is reported as REVOKED (negative test N2).</w:t>
+        <w:t xml:space="preserve">Doctor subsystem after revocation (negative test N2): VA = FAIL, ALLOW = FAIL and 'Consent is not active. Current state: REVOKED'.</w:t>
       </w:r>
     </w:p>
     <w:p>
@@ -3712,7 +3801,7 @@
       <w:r>
         <w:t xml:space="preserve">The revocation transaction is available at </w:t>
       </w:r>
-      <w:hyperlink w:history="1" r:id="rIdjcgzdvgn6stsvzs-knrcz">
+      <w:hyperlink w:history="1" r:id="rIdwixhlenshuf3nfb6rsqli">
         <w:r>
           <w:rPr>
             <w:rStyle w:val="Hyperlink"/>
@@ -3727,37 +3816,53 @@
     <w:p>
       <w:pPr>
         <w:keepNext/>
-        <w:pBdr>
-          <w:top w:val="dashed" w:color="C0504D" w:sz="8" w:space="8"/>
-          <w:left w:val="dashed" w:color="C0504D" w:sz="8" w:space="8"/>
-          <w:bottom w:val="dashed" w:color="C0504D" w:sz="8" w:space="8"/>
-          <w:right w:val="dashed" w:color="C0504D" w:sz="8" w:space="8"/>
-        </w:pBdr>
-        <w:shd w:fill="FDF2F2" w:color="auto" w:val="clear"/>
-        <w:spacing w:after="0" w:before="160"/>
+        <w:spacing w:after="60" w:before="120"/>
         <w:jc w:val="center"/>
       </w:pPr>
       <w:r>
-        <w:rPr>
-          <w:b/>
-          <w:bCs/>
-          <w:color w:val="C0504D"/>
-        </w:rPr>
-        <w:t xml:space="preserve">[ SCREENSHOT PENDING M6 ]</w:t>
-      </w:r>
-      <w:r>
-        <w:rPr>
-          <w:color w:val="7F2A28"/>
-          <w:sz w:val="19"/>
-          <w:szCs w:val="19"/>
-        </w:rPr>
-        <w:br/>
-        <w:t xml:space="preserve">  Insert here: Etherscan page of the revoke transaction (link in Appendix A).</w:t>
-      </w:r>
-    </w:p>
-    <w:p>
-      <w:pPr>
-        <w:spacing w:after="200" w:before="60"/>
+        <w:drawing>
+          <wp:inline distT="0" distB="0" distL="0" distR="0">
+            <wp:extent cx="5334000" cy="3505200"/>
+            <wp:effectExtent t="0" r="0" b="0" l="0"/>
+            <wp:docPr id="1" name="M6" descr="Sepolia Etherscan: the revoke transaction for token #1 - status Success, block 11,771,307, decoded input 'Function: revoke(uint256 tokenId)' with tokenId = 1 (selector 0x20c5429b)." title="Figure 14"/>
+            <wp:cNvGraphicFramePr>
+              <a:graphicFrameLocks xmlns:a="http://schemas.openxmlformats.org/drawingml/2006/main" noChangeAspect="1"/>
+            </wp:cNvGraphicFramePr>
+            <a:graphic xmlns:a="http://schemas.openxmlformats.org/drawingml/2006/main">
+              <a:graphicData uri="http://schemas.openxmlformats.org/drawingml/2006/picture">
+                <pic:pic xmlns:pic="http://schemas.openxmlformats.org/drawingml/2006/picture">
+                  <pic:nvPicPr>
+                    <pic:cNvPr id="0" name="" descr=""/>
+                    <pic:cNvPicPr>
+                      <a:picLocks noChangeAspect="1" noChangeArrowheads="1"/>
+                    </pic:cNvPicPr>
+                  </pic:nvPicPr>
+                  <pic:blipFill>
+                    <a:blip r:embed="rId21" cstate="none"/>
+                    <a:srcRect/>
+                    <a:stretch>
+                      <a:fillRect/>
+                    </a:stretch>
+                  </pic:blipFill>
+                  <pic:spPr bwMode="auto">
+                    <a:xfrm>
+                      <a:off x="0" y="0"/>
+                      <a:ext cx="5334000" cy="3505200"/>
+                    </a:xfrm>
+                    <a:prstGeom prst="rect">
+                      <a:avLst/>
+                    </a:prstGeom>
+                  </pic:spPr>
+                </pic:pic>
+              </a:graphicData>
+            </a:graphic>
+          </wp:inline>
+        </w:drawing>
+      </w:r>
+    </w:p>
+    <w:p>
+      <w:pPr>
+        <w:spacing w:after="200"/>
         <w:jc w:val="center"/>
       </w:pPr>
       <w:r>
@@ -3778,7 +3883,7 @@
           <w:sz w:val="19"/>
           <w:szCs w:val="19"/>
         </w:rPr>
-        <w:t xml:space="preserve">Sepolia Etherscan: the revoke transaction for token #1 (block 11,771,307, status Success).</w:t>
+        <w:t xml:space="preserve">Sepolia Etherscan: the revoke transaction for token #1 - status Success, block 11,771,307, decoded input 'Function: revoke(uint256 tokenId)' with tokenId = 1 (selector 0x20c5429b).</w:t>
       </w:r>
     </w:p>
     <w:p>
@@ -3821,37 +3926,53 @@
     <w:p>
       <w:pPr>
         <w:keepNext/>
-        <w:pBdr>
-          <w:top w:val="dashed" w:color="C0504D" w:sz="8" w:space="8"/>
-          <w:left w:val="dashed" w:color="C0504D" w:sz="8" w:space="8"/>
-          <w:bottom w:val="dashed" w:color="C0504D" w:sz="8" w:space="8"/>
-          <w:right w:val="dashed" w:color="C0504D" w:sz="8" w:space="8"/>
-        </w:pBdr>
-        <w:shd w:fill="FDF2F2" w:color="auto" w:val="clear"/>
-        <w:spacing w:after="0" w:before="160"/>
+        <w:spacing w:after="60" w:before="120"/>
         <w:jc w:val="center"/>
       </w:pPr>
       <w:r>
-        <w:rPr>
-          <w:b/>
-          <w:bCs/>
-          <w:color w:val="C0504D"/>
-        </w:rPr>
-        <w:t xml:space="preserve">[ SCREENSHOT PENDING M7 ]</w:t>
-      </w:r>
-      <w:r>
-        <w:rPr>
-          <w:color w:val="7F2A28"/>
-          <w:sz w:val="19"/>
-          <w:szCs w:val="19"/>
-        </w:rPr>
-        <w:br/>
-        <w:t xml:space="preserve">  Insert here: Auditor page with consent f050c29a selected, showing the lifecycle and the Detailed Audit Records with tx_hash and block_number.</w:t>
-      </w:r>
-    </w:p>
-    <w:p>
-      <w:pPr>
-        <w:spacing w:after="200" w:before="60"/>
+        <w:drawing>
+          <wp:inline distT="0" distB="0" distL="0" distR="0">
+            <wp:extent cx="5143500" cy="3009900"/>
+            <wp:effectExtent t="0" r="0" b="0" l="0"/>
+            <wp:docPr id="1" name="M7" descr="Auditor subsystem with consent f050c29a selected: aggregate indicators (60 events, 5 on-chain anchors) and the Detailed Audit Records, in which ONCHAIN_MINT and ONCHAIN_REVOKE carry their transaction hashes and blocks." title="Figure 15"/>
+            <wp:cNvGraphicFramePr>
+              <a:graphicFrameLocks xmlns:a="http://schemas.openxmlformats.org/drawingml/2006/main" noChangeAspect="1"/>
+            </wp:cNvGraphicFramePr>
+            <a:graphic xmlns:a="http://schemas.openxmlformats.org/drawingml/2006/main">
+              <a:graphicData uri="http://schemas.openxmlformats.org/drawingml/2006/picture">
+                <pic:pic xmlns:pic="http://schemas.openxmlformats.org/drawingml/2006/picture">
+                  <pic:nvPicPr>
+                    <pic:cNvPr id="0" name="" descr=""/>
+                    <pic:cNvPicPr>
+                      <a:picLocks noChangeAspect="1" noChangeArrowheads="1"/>
+                    </pic:cNvPicPr>
+                  </pic:nvPicPr>
+                  <pic:blipFill>
+                    <a:blip r:embed="rId22" cstate="none"/>
+                    <a:srcRect/>
+                    <a:stretch>
+                      <a:fillRect/>
+                    </a:stretch>
+                  </pic:blipFill>
+                  <pic:spPr bwMode="auto">
+                    <a:xfrm>
+                      <a:off x="0" y="0"/>
+                      <a:ext cx="5143500" cy="3009900"/>
+                    </a:xfrm>
+                    <a:prstGeom prst="rect">
+                      <a:avLst/>
+                    </a:prstGeom>
+                  </pic:spPr>
+                </pic:pic>
+              </a:graphicData>
+            </a:graphic>
+          </wp:inline>
+        </w:drawing>
+      </w:r>
+    </w:p>
+    <w:p>
+      <w:pPr>
+        <w:spacing w:after="200"/>
         <w:jc w:val="center"/>
       </w:pPr>
       <w:r>
@@ -3872,7 +3993,7 @@
           <w:sz w:val="19"/>
           <w:szCs w:val="19"/>
         </w:rPr>
-        <w:t xml:space="preserve">Auditor subsystem: indicators and the reconstructed lifecycle of consent f050c29a, including ONCHAIN_MINT and ONCHAIN_REVOKE with their transaction hashes.</w:t>
+        <w:t xml:space="preserve">Auditor subsystem with consent f050c29a selected: aggregate indicators (60 events, 5 on-chain anchors) and the Detailed Audit Records, in which ONCHAIN_MINT and ONCHAIN_REVOKE carry their transaction hashes and blocks.</w:t>
       </w:r>
     </w:p>
     <w:p>
@@ -6335,18 +6456,7 @@
         <w:jc w:val="both"/>
       </w:pPr>
       <w:r>
-        <w:t xml:space="preserve">Run in Codespaces after the lifecycle, the tool verified all four ledger transactions, found </w:t>
-      </w:r>
-      <w:r>
-        <w:rPr>
-          <w:rFonts w:ascii="Consolas" w:cs="Consolas" w:eastAsia="Consolas" w:hAnsi="Consolas"/>
-          <w:sz w:val="19"/>
-          <w:szCs w:val="19"/>
-        </w:rPr>
-        <w:t xml:space="preserve">revoked = True</w:t>
-      </w:r>
-      <w:r>
-        <w:t xml:space="preserve"> on-chain for token #1 matching the local state, and reported </w:t>
+        <w:t xml:space="preserve">Run in Codespaces after the lifecycle, the tool verified the ledger transactions against Sepolia (five after the reproduction lifecycle), found the on-chain revocation flags matching the local state for both tokens, and reported </w:t>
       </w:r>
       <w:r>
         <w:rPr>
@@ -6384,7 +6494,7 @@
                     </pic:cNvPicPr>
                   </pic:nvPicPr>
                   <pic:blipFill>
-                    <a:blip r:embed="rId16" cstate="none"/>
+                    <a:blip r:embed="rId23" cstate="none"/>
                     <a:srcRect/>
                     <a:stretch>
                       <a:fillRect/>
@@ -6435,37 +6545,53 @@
     <w:p>
       <w:pPr>
         <w:keepNext/>
-        <w:pBdr>
-          <w:top w:val="dashed" w:color="C0504D" w:sz="8" w:space="8"/>
-          <w:left w:val="dashed" w:color="C0504D" w:sz="8" w:space="8"/>
-          <w:bottom w:val="dashed" w:color="C0504D" w:sz="8" w:space="8"/>
-          <w:right w:val="dashed" w:color="C0504D" w:sz="8" w:space="8"/>
-        </w:pBdr>
-        <w:shd w:fill="FDF2F2" w:color="auto" w:val="clear"/>
-        <w:spacing w:after="0" w:before="160"/>
+        <w:spacing w:after="60" w:before="120"/>
         <w:jc w:val="center"/>
       </w:pPr>
       <w:r>
-        <w:rPr>
-          <w:b/>
-          <w:bCs/>
-          <w:color w:val="C0504D"/>
-        </w:rPr>
-        <w:t xml:space="preserve">[ SCREENSHOT PENDING M8 ]</w:t>
-      </w:r>
-      <w:r>
-        <w:rPr>
-          <w:color w:val="7F2A28"/>
-          <w:sz w:val="19"/>
-          <w:szCs w:val="19"/>
-        </w:rPr>
-        <w:br/>
-        <w:t xml:space="preserve">  Insert here: Terminal maximised so that every line of the verify_poc output is visible.</w:t>
-      </w:r>
-    </w:p>
-    <w:p>
-      <w:pPr>
-        <w:spacing w:after="200" w:before="60"/>
+        <w:drawing>
+          <wp:inline distT="0" distB="0" distL="0" distR="0">
+            <wp:extent cx="4381500" cy="1676400"/>
+            <wp:effectExtent t="0" r="0" b="0" l="0"/>
+            <wp:docPr id="1" name="M8" descr="Final verdict of a later verify_poc run covering both lifecycles (token #2 not revoked, matching the chain): RESULT: ALL CHECKS PASSED." title="Figure 17"/>
+            <wp:cNvGraphicFramePr>
+              <a:graphicFrameLocks xmlns:a="http://schemas.openxmlformats.org/drawingml/2006/main" noChangeAspect="1"/>
+            </wp:cNvGraphicFramePr>
+            <a:graphic xmlns:a="http://schemas.openxmlformats.org/drawingml/2006/main">
+              <a:graphicData uri="http://schemas.openxmlformats.org/drawingml/2006/picture">
+                <pic:pic xmlns:pic="http://schemas.openxmlformats.org/drawingml/2006/picture">
+                  <pic:nvPicPr>
+                    <pic:cNvPr id="0" name="" descr=""/>
+                    <pic:cNvPicPr>
+                      <a:picLocks noChangeAspect="1" noChangeArrowheads="1"/>
+                    </pic:cNvPicPr>
+                  </pic:nvPicPr>
+                  <pic:blipFill>
+                    <a:blip r:embed="rId24" cstate="none"/>
+                    <a:srcRect/>
+                    <a:stretch>
+                      <a:fillRect/>
+                    </a:stretch>
+                  </pic:blipFill>
+                  <pic:spPr bwMode="auto">
+                    <a:xfrm>
+                      <a:off x="0" y="0"/>
+                      <a:ext cx="4381500" cy="1676400"/>
+                    </a:xfrm>
+                    <a:prstGeom prst="rect">
+                      <a:avLst/>
+                    </a:prstGeom>
+                  </pic:spPr>
+                </pic:pic>
+              </a:graphicData>
+            </a:graphic>
+          </wp:inline>
+        </w:drawing>
+      </w:r>
+    </w:p>
+    <w:p>
+      <w:pPr>
+        <w:spacing w:after="200"/>
         <w:jc w:val="center"/>
       </w:pPr>
       <w:r>
@@ -6486,7 +6612,7 @@
           <w:sz w:val="19"/>
           <w:szCs w:val="19"/>
         </w:rPr>
-        <w:t xml:space="preserve">Complete output of python -m tools.verify_poc (four transaction checks and the token #1 read-back).</w:t>
+        <w:t xml:space="preserve">Final verdict of a later verify_poc run covering both lifecycles (token #2 not revoked, matching the chain): RESULT: ALL CHECKS PASSED.</w:t>
       </w:r>
     </w:p>
     <w:p>
@@ -7080,6 +7206,113 @@
                 <w:szCs w:val="18"/>
               </w:rPr>
               <w:t xml:space="preserve">revoke (v2)</w:t>
+            </w:r>
+          </w:p>
+        </w:tc>
+      </w:tr>
+      <w:tr>
+        <w:tc>
+          <w:tcPr>
+            <w:tcW w:type="dxa" w:w="2900"/>
+            <w:tcBorders>
+              <w:top w:val="single" w:color="8EA9B8" w:sz="4"/>
+              <w:left w:val="single" w:color="8EA9B8" w:sz="4"/>
+              <w:bottom w:val="single" w:color="8EA9B8" w:sz="4"/>
+              <w:right w:val="single" w:color="8EA9B8" w:sz="4"/>
+            </w:tcBorders>
+            <w:tcMar>
+              <w:top w:type="dxa" w:w="50"/>
+              <w:left w:type="dxa" w:w="90"/>
+              <w:bottom w:type="dxa" w:w="50"/>
+              <w:right w:type="dxa" w:w="90"/>
+            </w:tcMar>
+          </w:tcPr>
+          <w:p>
+            <w:r>
+              <w:rPr>
+                <w:sz w:val="18"/>
+                <w:szCs w:val="18"/>
+              </w:rPr>
+              <w:t xml:space="preserve">Reproduction lifecycle (token #2)</w:t>
+            </w:r>
+          </w:p>
+        </w:tc>
+        <w:tc>
+          <w:tcPr>
+            <w:tcW w:type="dxa" w:w="2760"/>
+            <w:tcBorders>
+              <w:top w:val="single" w:color="8EA9B8" w:sz="4"/>
+              <w:left w:val="single" w:color="8EA9B8" w:sz="4"/>
+              <w:bottom w:val="single" w:color="8EA9B8" w:sz="4"/>
+              <w:right w:val="single" w:color="8EA9B8" w:sz="4"/>
+            </w:tcBorders>
+            <w:tcMar>
+              <w:top w:type="dxa" w:w="50"/>
+              <w:left w:type="dxa" w:w="90"/>
+              <w:bottom w:type="dxa" w:w="50"/>
+              <w:right w:type="dxa" w:w="90"/>
+            </w:tcMar>
+          </w:tcPr>
+          <w:p>
+            <w:r>
+              <w:rPr>
+                <w:rFonts w:ascii="Consolas" w:cs="Consolas" w:eastAsia="Consolas" w:hAnsi="Consolas"/>
+                <w:sz w:val="18"/>
+                <w:szCs w:val="18"/>
+              </w:rPr>
+              <w:t xml:space="preserve">0x25ef5e2f0046735dcb…</w:t>
+            </w:r>
+          </w:p>
+        </w:tc>
+        <w:tc>
+          <w:tcPr>
+            <w:tcW w:type="dxa" w:w="1200"/>
+            <w:tcBorders>
+              <w:top w:val="single" w:color="8EA9B8" w:sz="4"/>
+              <w:left w:val="single" w:color="8EA9B8" w:sz="4"/>
+              <w:bottom w:val="single" w:color="8EA9B8" w:sz="4"/>
+              <w:right w:val="single" w:color="8EA9B8" w:sz="4"/>
+            </w:tcBorders>
+            <w:tcMar>
+              <w:top w:type="dxa" w:w="50"/>
+              <w:left w:type="dxa" w:w="90"/>
+              <w:bottom w:type="dxa" w:w="50"/>
+              <w:right w:type="dxa" w:w="90"/>
+            </w:tcMar>
+          </w:tcPr>
+          <w:p>
+            <w:r>
+              <w:rPr>
+                <w:sz w:val="18"/>
+                <w:szCs w:val="18"/>
+              </w:rPr>
+              <w:t xml:space="preserve">11,771,581</w:t>
+            </w:r>
+          </w:p>
+        </w:tc>
+        <w:tc>
+          <w:tcPr>
+            <w:tcW w:type="dxa" w:w="2500"/>
+            <w:tcBorders>
+              <w:top w:val="single" w:color="8EA9B8" w:sz="4"/>
+              <w:left w:val="single" w:color="8EA9B8" w:sz="4"/>
+              <w:bottom w:val="single" w:color="8EA9B8" w:sz="4"/>
+              <w:right w:val="single" w:color="8EA9B8" w:sz="4"/>
+            </w:tcBorders>
+            <w:tcMar>
+              <w:top w:type="dxa" w:w="50"/>
+              <w:left w:type="dxa" w:w="90"/>
+              <w:bottom w:type="dxa" w:w="50"/>
+              <w:right w:type="dxa" w:w="90"/>
+            </w:tcMar>
+          </w:tcPr>
+          <w:p>
+            <w:r>
+              <w:rPr>
+                <w:sz w:val="18"/>
+                <w:szCs w:val="18"/>
+              </w:rPr>
+              <w:t xml:space="preserve">mintConsentV3 (0x1e1e7c76)</w:t>
             </w:r>
           </w:p>
         </w:tc>
@@ -8370,7 +8603,7 @@
                 <w:sz w:val="16"/>
                 <w:szCs w:val="16"/>
               </w:rPr>
-              <w:t xml:space="preserve">Pending screenshot</w:t>
+              <w:t xml:space="preserve">As expected</w:t>
             </w:r>
           </w:p>
         </w:tc>
@@ -9393,7 +9626,7 @@
                 <w:sz w:val="18"/>
                 <w:szCs w:val="18"/>
               </w:rPr>
-              <w:t xml:space="preserve">196,406</w:t>
+              <w:t xml:space="preserve">196,406 (token #1); 179,306 (token #2)</w:t>
             </w:r>
           </w:p>
         </w:tc>
@@ -9419,7 +9652,7 @@
                 <w:sz w:val="18"/>
                 <w:szCs w:val="18"/>
               </w:rPr>
-              <w:t xml:space="preserve">Ledger / receipt</w:t>
+              <w:t xml:space="preserve">Ledger / receipts</w:t>
             </w:r>
           </w:p>
         </w:tc>
@@ -13654,7 +13887,7 @@
       <w:r>
         <w:t xml:space="preserve">Contract: </w:t>
       </w:r>
-      <w:hyperlink w:history="1" r:id="rIdpafnzl5vnofta91znb8o8">
+      <w:hyperlink w:history="1" r:id="rId_qum0sz39sh0gvm1t6xsq">
         <w:r>
           <w:rPr>
             <w:rStyle w:val="Hyperlink"/>
@@ -13671,7 +13904,7 @@
       <w:r>
         <w:t xml:space="preserve">Mint of token #1: </w:t>
       </w:r>
-      <w:hyperlink w:history="1" r:id="rId0lu39podq0kcdum_wm38p">
+      <w:hyperlink w:history="1" r:id="rIdhro8za36u5cfui7f1mbfx">
         <w:r>
           <w:rPr>
             <w:rStyle w:val="Hyperlink"/>
@@ -13688,7 +13921,7 @@
       <w:r>
         <w:t xml:space="preserve">Revocation of token #1: </w:t>
       </w:r>
-      <w:hyperlink w:history="1" r:id="rIdw4udevo7glfm6hcho5b8o">
+      <w:hyperlink w:history="1" r:id="rIdijzj5kq4rzhk9mty0rl7w">
         <w:r>
           <w:rPr>
             <w:rStyle w:val="Hyperlink"/>
@@ -13727,806 +13960,6 @@
       <w:r>
         <w:t xml:space="preserve">.</w:t>
       </w:r>
-    </w:p>
-    <w:p>
-      <w:pPr>
-        <w:pStyle w:val="Heading1"/>
-        <w:spacing w:after="140" w:before="320"/>
-      </w:pPr>
-      <w:r>
-        <w:t xml:space="preserve">Appendix B. Screenshots to Insert (remove before submission)</w:t>
-      </w:r>
-    </w:p>
-    <w:p>
-      <w:pPr>
-        <w:spacing w:after="120" w:line="276"/>
-        <w:jc w:val="both"/>
-      </w:pPr>
-      <w:r>
-        <w:t xml:space="preserve">The figures marked SCREENSHOT PENDING require the author's own session (private Codespace, Etherscan). Replace each red box with the screenshot and keep the caption.</w:t>
-      </w:r>
-    </w:p>
-    <w:p>
-      <w:pPr>
-        <w:keepNext/>
-        <w:spacing w:after="80" w:before="160"/>
-      </w:pPr>
-      <w:r>
-        <w:rPr>
-          <w:b/>
-          <w:bCs/>
-          <w:sz w:val="19"/>
-          <w:szCs w:val="19"/>
-        </w:rPr>
-        <w:t xml:space="preserve">Table 12. </w:t>
-      </w:r>
-      <w:r>
-        <w:rPr>
-          <w:i/>
-          <w:iCs/>
-          <w:sz w:val="19"/>
-          <w:szCs w:val="19"/>
-        </w:rPr>
-        <w:t xml:space="preserve">Screenshots to insert.</w:t>
-      </w:r>
-    </w:p>
-    <w:tbl>
-      <w:tblPr>
-        <w:tblW w:type="dxa" w:w="9360"/>
-        <w:tblBorders>
-          <w:top w:val="single" w:color="auto" w:sz="4"/>
-          <w:left w:val="single" w:color="auto" w:sz="4"/>
-          <w:bottom w:val="single" w:color="auto" w:sz="4"/>
-          <w:right w:val="single" w:color="auto" w:sz="4"/>
-          <w:insideH w:val="single" w:color="auto" w:sz="4"/>
-          <w:insideV w:val="single" w:color="auto" w:sz="4"/>
-        </w:tblBorders>
-      </w:tblPr>
-      <w:tblGrid>
-        <w:gridCol w:w="800"/>
-        <w:gridCol w:w="900"/>
-        <w:gridCol w:w="7660"/>
-      </w:tblGrid>
-      <w:tr>
-        <w:trPr>
-          <w:tblHeader/>
-        </w:trPr>
-        <w:tc>
-          <w:tcPr>
-            <w:tcW w:type="dxa" w:w="800"/>
-            <w:tcBorders>
-              <w:top w:val="single" w:color="8EA9B8" w:sz="4"/>
-              <w:left w:val="single" w:color="8EA9B8" w:sz="4"/>
-              <w:bottom w:val="single" w:color="8EA9B8" w:sz="4"/>
-              <w:right w:val="single" w:color="8EA9B8" w:sz="4"/>
-            </w:tcBorders>
-            <w:shd w:fill="0D3B4F" w:color="auto" w:val="clear"/>
-            <w:tcMar>
-              <w:top w:type="dxa" w:w="50"/>
-              <w:left w:type="dxa" w:w="90"/>
-              <w:bottom w:type="dxa" w:w="50"/>
-              <w:right w:type="dxa" w:w="90"/>
-            </w:tcMar>
-          </w:tcPr>
-          <w:p>
-            <w:r>
-              <w:rPr>
-                <w:b/>
-                <w:bCs/>
-                <w:color w:val="FFFFFF"/>
-                <w:sz w:val="18"/>
-                <w:szCs w:val="18"/>
-              </w:rPr>
-              <w:t xml:space="preserve">Code</w:t>
-            </w:r>
-          </w:p>
-        </w:tc>
-        <w:tc>
-          <w:tcPr>
-            <w:tcW w:type="dxa" w:w="900"/>
-            <w:tcBorders>
-              <w:top w:val="single" w:color="8EA9B8" w:sz="4"/>
-              <w:left w:val="single" w:color="8EA9B8" w:sz="4"/>
-              <w:bottom w:val="single" w:color="8EA9B8" w:sz="4"/>
-              <w:right w:val="single" w:color="8EA9B8" w:sz="4"/>
-            </w:tcBorders>
-            <w:shd w:fill="0D3B4F" w:color="auto" w:val="clear"/>
-            <w:tcMar>
-              <w:top w:type="dxa" w:w="50"/>
-              <w:left w:type="dxa" w:w="90"/>
-              <w:bottom w:type="dxa" w:w="50"/>
-              <w:right w:type="dxa" w:w="90"/>
-            </w:tcMar>
-          </w:tcPr>
-          <w:p>
-            <w:r>
-              <w:rPr>
-                <w:b/>
-                <w:bCs/>
-                <w:color w:val="FFFFFF"/>
-                <w:sz w:val="18"/>
-                <w:szCs w:val="18"/>
-              </w:rPr>
-              <w:t xml:space="preserve">Figure</w:t>
-            </w:r>
-          </w:p>
-        </w:tc>
-        <w:tc>
-          <w:tcPr>
-            <w:tcW w:type="dxa" w:w="7660"/>
-            <w:tcBorders>
-              <w:top w:val="single" w:color="8EA9B8" w:sz="4"/>
-              <w:left w:val="single" w:color="8EA9B8" w:sz="4"/>
-              <w:bottom w:val="single" w:color="8EA9B8" w:sz="4"/>
-              <w:right w:val="single" w:color="8EA9B8" w:sz="4"/>
-            </w:tcBorders>
-            <w:shd w:fill="0D3B4F" w:color="auto" w:val="clear"/>
-            <w:tcMar>
-              <w:top w:type="dxa" w:w="50"/>
-              <w:left w:type="dxa" w:w="90"/>
-              <w:bottom w:type="dxa" w:w="50"/>
-              <w:right w:type="dxa" w:w="90"/>
-            </w:tcMar>
-          </w:tcPr>
-          <w:p>
-            <w:r>
-              <w:rPr>
-                <w:b/>
-                <w:bCs/>
-                <w:color w:val="FFFFFF"/>
-                <w:sz w:val="18"/>
-                <w:szCs w:val="18"/>
-              </w:rPr>
-              <w:t xml:space="preserve">What to capture</w:t>
-            </w:r>
-          </w:p>
-        </w:tc>
-      </w:tr>
-      <w:tr>
-        <w:tc>
-          <w:tcPr>
-            <w:tcW w:type="dxa" w:w="800"/>
-            <w:tcBorders>
-              <w:top w:val="single" w:color="8EA9B8" w:sz="4"/>
-              <w:left w:val="single" w:color="8EA9B8" w:sz="4"/>
-              <w:bottom w:val="single" w:color="8EA9B8" w:sz="4"/>
-              <w:right w:val="single" w:color="8EA9B8" w:sz="4"/>
-            </w:tcBorders>
-            <w:tcMar>
-              <w:top w:type="dxa" w:w="50"/>
-              <w:left w:type="dxa" w:w="90"/>
-              <w:bottom w:type="dxa" w:w="50"/>
-              <w:right w:type="dxa" w:w="90"/>
-            </w:tcMar>
-          </w:tcPr>
-          <w:p>
-            <w:r>
-              <w:rPr>
-                <w:sz w:val="18"/>
-                <w:szCs w:val="18"/>
-              </w:rPr>
-              <w:t xml:space="preserve">M1</w:t>
-            </w:r>
-          </w:p>
-        </w:tc>
-        <w:tc>
-          <w:tcPr>
-            <w:tcW w:type="dxa" w:w="900"/>
-            <w:tcBorders>
-              <w:top w:val="single" w:color="8EA9B8" w:sz="4"/>
-              <w:left w:val="single" w:color="8EA9B8" w:sz="4"/>
-              <w:bottom w:val="single" w:color="8EA9B8" w:sz="4"/>
-              <w:right w:val="single" w:color="8EA9B8" w:sz="4"/>
-            </w:tcBorders>
-            <w:tcMar>
-              <w:top w:type="dxa" w:w="50"/>
-              <w:left w:type="dxa" w:w="90"/>
-              <w:bottom w:type="dxa" w:w="50"/>
-              <w:right w:type="dxa" w:w="90"/>
-            </w:tcMar>
-          </w:tcPr>
-          <w:p>
-            <w:r>
-              <w:rPr>
-                <w:sz w:val="18"/>
-                <w:szCs w:val="18"/>
-              </w:rPr>
-              <w:t xml:space="preserve">4</w:t>
-            </w:r>
-          </w:p>
-        </w:tc>
-        <w:tc>
-          <w:tcPr>
-            <w:tcW w:type="dxa" w:w="7660"/>
-            <w:tcBorders>
-              <w:top w:val="single" w:color="8EA9B8" w:sz="4"/>
-              <w:left w:val="single" w:color="8EA9B8" w:sz="4"/>
-              <w:bottom w:val="single" w:color="8EA9B8" w:sz="4"/>
-              <w:right w:val="single" w:color="8EA9B8" w:sz="4"/>
-            </w:tcBorders>
-            <w:tcMar>
-              <w:top w:type="dxa" w:w="50"/>
-              <w:left w:type="dxa" w:w="90"/>
-              <w:bottom w:type="dxa" w:w="50"/>
-              <w:right w:type="dxa" w:w="90"/>
-            </w:tcMar>
-          </w:tcPr>
-          <w:p>
-            <w:r>
-              <w:rPr>
-                <w:sz w:val="18"/>
-                <w:szCs w:val="18"/>
-              </w:rPr>
-              <w:t xml:space="preserve">Patient page after pressing Initial Consent, showing the CONSENT CREATED box with the Consent ID.</w:t>
-            </w:r>
-          </w:p>
-        </w:tc>
-      </w:tr>
-      <w:tr>
-        <w:tc>
-          <w:tcPr>
-            <w:tcW w:type="dxa" w:w="800"/>
-            <w:tcBorders>
-              <w:top w:val="single" w:color="8EA9B8" w:sz="4"/>
-              <w:left w:val="single" w:color="8EA9B8" w:sz="4"/>
-              <w:bottom w:val="single" w:color="8EA9B8" w:sz="4"/>
-              <w:right w:val="single" w:color="8EA9B8" w:sz="4"/>
-            </w:tcBorders>
-            <w:tcMar>
-              <w:top w:type="dxa" w:w="50"/>
-              <w:left w:type="dxa" w:w="90"/>
-              <w:bottom w:type="dxa" w:w="50"/>
-              <w:right w:type="dxa" w:w="90"/>
-            </w:tcMar>
-          </w:tcPr>
-          <w:p>
-            <w:r>
-              <w:rPr>
-                <w:sz w:val="18"/>
-                <w:szCs w:val="18"/>
-              </w:rPr>
-              <w:t xml:space="preserve">M2</w:t>
-            </w:r>
-          </w:p>
-        </w:tc>
-        <w:tc>
-          <w:tcPr>
-            <w:tcW w:type="dxa" w:w="900"/>
-            <w:tcBorders>
-              <w:top w:val="single" w:color="8EA9B8" w:sz="4"/>
-              <w:left w:val="single" w:color="8EA9B8" w:sz="4"/>
-              <w:bottom w:val="single" w:color="8EA9B8" w:sz="4"/>
-              <w:right w:val="single" w:color="8EA9B8" w:sz="4"/>
-            </w:tcBorders>
-            <w:tcMar>
-              <w:top w:type="dxa" w:w="50"/>
-              <w:left w:type="dxa" w:w="90"/>
-              <w:bottom w:type="dxa" w:w="50"/>
-              <w:right w:type="dxa" w:w="90"/>
-            </w:tcMar>
-          </w:tcPr>
-          <w:p>
-            <w:r>
-              <w:rPr>
-                <w:sz w:val="18"/>
-                <w:szCs w:val="18"/>
-              </w:rPr>
-              <w:t xml:space="preserve">5</w:t>
-            </w:r>
-          </w:p>
-        </w:tc>
-        <w:tc>
-          <w:tcPr>
-            <w:tcW w:type="dxa" w:w="7660"/>
-            <w:tcBorders>
-              <w:top w:val="single" w:color="8EA9B8" w:sz="4"/>
-              <w:left w:val="single" w:color="8EA9B8" w:sz="4"/>
-              <w:bottom w:val="single" w:color="8EA9B8" w:sz="4"/>
-              <w:right w:val="single" w:color="8EA9B8" w:sz="4"/>
-            </w:tcBorders>
-            <w:tcMar>
-              <w:top w:type="dxa" w:w="50"/>
-              <w:left w:type="dxa" w:w="90"/>
-              <w:bottom w:type="dxa" w:w="50"/>
-              <w:right w:type="dxa" w:w="90"/>
-            </w:tcMar>
-          </w:tcPr>
-          <w:p>
-            <w:r>
-              <w:rPr>
-                <w:sz w:val="18"/>
-                <w:szCs w:val="18"/>
-              </w:rPr>
-              <w:t xml:space="preserve">Guardian page for consent f050c29a showing 'Already anchored on Sepolia - token #1' (re-enter the Consent ID after the mint).</w:t>
-            </w:r>
-          </w:p>
-        </w:tc>
-      </w:tr>
-      <w:tr>
-        <w:tc>
-          <w:tcPr>
-            <w:tcW w:type="dxa" w:w="800"/>
-            <w:tcBorders>
-              <w:top w:val="single" w:color="8EA9B8" w:sz="4"/>
-              <w:left w:val="single" w:color="8EA9B8" w:sz="4"/>
-              <w:bottom w:val="single" w:color="8EA9B8" w:sz="4"/>
-              <w:right w:val="single" w:color="8EA9B8" w:sz="4"/>
-            </w:tcBorders>
-            <w:tcMar>
-              <w:top w:type="dxa" w:w="50"/>
-              <w:left w:type="dxa" w:w="90"/>
-              <w:bottom w:type="dxa" w:w="50"/>
-              <w:right w:type="dxa" w:w="90"/>
-            </w:tcMar>
-          </w:tcPr>
-          <w:p>
-            <w:r>
-              <w:rPr>
-                <w:sz w:val="18"/>
-                <w:szCs w:val="18"/>
-              </w:rPr>
-              <w:t xml:space="preserve">M3</w:t>
-            </w:r>
-          </w:p>
-        </w:tc>
-        <w:tc>
-          <w:tcPr>
-            <w:tcW w:type="dxa" w:w="900"/>
-            <w:tcBorders>
-              <w:top w:val="single" w:color="8EA9B8" w:sz="4"/>
-              <w:left w:val="single" w:color="8EA9B8" w:sz="4"/>
-              <w:bottom w:val="single" w:color="8EA9B8" w:sz="4"/>
-              <w:right w:val="single" w:color="8EA9B8" w:sz="4"/>
-            </w:tcBorders>
-            <w:tcMar>
-              <w:top w:type="dxa" w:w="50"/>
-              <w:left w:type="dxa" w:w="90"/>
-              <w:bottom w:type="dxa" w:w="50"/>
-              <w:right w:type="dxa" w:w="90"/>
-            </w:tcMar>
-          </w:tcPr>
-          <w:p>
-            <w:r>
-              <w:rPr>
-                <w:sz w:val="18"/>
-                <w:szCs w:val="18"/>
-              </w:rPr>
-              <w:t xml:space="preserve">6</w:t>
-            </w:r>
-          </w:p>
-        </w:tc>
-        <w:tc>
-          <w:tcPr>
-            <w:tcW w:type="dxa" w:w="7660"/>
-            <w:tcBorders>
-              <w:top w:val="single" w:color="8EA9B8" w:sz="4"/>
-              <w:left w:val="single" w:color="8EA9B8" w:sz="4"/>
-              <w:bottom w:val="single" w:color="8EA9B8" w:sz="4"/>
-              <w:right w:val="single" w:color="8EA9B8" w:sz="4"/>
-            </w:tcBorders>
-            <w:tcMar>
-              <w:top w:type="dxa" w:w="50"/>
-              <w:left w:type="dxa" w:w="90"/>
-              <w:bottom w:type="dxa" w:w="50"/>
-              <w:right w:type="dxa" w:w="90"/>
-            </w:tcMar>
-          </w:tcPr>
-          <w:p>
-            <w:r>
-              <w:rPr>
-                <w:sz w:val="18"/>
-                <w:szCs w:val="18"/>
-              </w:rPr>
-              <w:t xml:space="preserve">Etherscan page of the mint transaction (link in Appendix A).</w:t>
-            </w:r>
-          </w:p>
-        </w:tc>
-      </w:tr>
-      <w:tr>
-        <w:tc>
-          <w:tcPr>
-            <w:tcW w:type="dxa" w:w="800"/>
-            <w:tcBorders>
-              <w:top w:val="single" w:color="8EA9B8" w:sz="4"/>
-              <w:left w:val="single" w:color="8EA9B8" w:sz="4"/>
-              <w:bottom w:val="single" w:color="8EA9B8" w:sz="4"/>
-              <w:right w:val="single" w:color="8EA9B8" w:sz="4"/>
-            </w:tcBorders>
-            <w:tcMar>
-              <w:top w:type="dxa" w:w="50"/>
-              <w:left w:type="dxa" w:w="90"/>
-              <w:bottom w:type="dxa" w:w="50"/>
-              <w:right w:type="dxa" w:w="90"/>
-            </w:tcMar>
-          </w:tcPr>
-          <w:p>
-            <w:r>
-              <w:rPr>
-                <w:sz w:val="18"/>
-                <w:szCs w:val="18"/>
-              </w:rPr>
-              <w:t xml:space="preserve">M4</w:t>
-            </w:r>
-          </w:p>
-        </w:tc>
-        <w:tc>
-          <w:tcPr>
-            <w:tcW w:type="dxa" w:w="900"/>
-            <w:tcBorders>
-              <w:top w:val="single" w:color="8EA9B8" w:sz="4"/>
-              <w:left w:val="single" w:color="8EA9B8" w:sz="4"/>
-              <w:bottom w:val="single" w:color="8EA9B8" w:sz="4"/>
-              <w:right w:val="single" w:color="8EA9B8" w:sz="4"/>
-            </w:tcBorders>
-            <w:tcMar>
-              <w:top w:type="dxa" w:w="50"/>
-              <w:left w:type="dxa" w:w="90"/>
-              <w:bottom w:type="dxa" w:w="50"/>
-              <w:right w:type="dxa" w:w="90"/>
-            </w:tcMar>
-          </w:tcPr>
-          <w:p>
-            <w:r>
-              <w:rPr>
-                <w:sz w:val="18"/>
-                <w:szCs w:val="18"/>
-              </w:rPr>
-              <w:t xml:space="preserve">8</w:t>
-            </w:r>
-          </w:p>
-        </w:tc>
-        <w:tc>
-          <w:tcPr>
-            <w:tcW w:type="dxa" w:w="7660"/>
-            <w:tcBorders>
-              <w:top w:val="single" w:color="8EA9B8" w:sz="4"/>
-              <w:left w:val="single" w:color="8EA9B8" w:sz="4"/>
-              <w:bottom w:val="single" w:color="8EA9B8" w:sz="4"/>
-              <w:right w:val="single" w:color="8EA9B8" w:sz="4"/>
-            </w:tcBorders>
-            <w:tcMar>
-              <w:top w:type="dxa" w:w="50"/>
-              <w:left w:type="dxa" w:w="90"/>
-              <w:bottom w:type="dxa" w:w="50"/>
-              <w:right w:type="dxa" w:w="90"/>
-            </w:tcMar>
-          </w:tcPr>
-          <w:p>
-            <w:r>
-              <w:rPr>
-                <w:sz w:val="18"/>
-                <w:szCs w:val="18"/>
-              </w:rPr>
-              <w:t xml:space="preserve">Doctor page with jurisdiction AU after pressing Request Data Access, scrolled to 'Access Granted' and the record tables.</w:t>
-            </w:r>
-          </w:p>
-        </w:tc>
-      </w:tr>
-      <w:tr>
-        <w:tc>
-          <w:tcPr>
-            <w:tcW w:type="dxa" w:w="800"/>
-            <w:tcBorders>
-              <w:top w:val="single" w:color="8EA9B8" w:sz="4"/>
-              <w:left w:val="single" w:color="8EA9B8" w:sz="4"/>
-              <w:bottom w:val="single" w:color="8EA9B8" w:sz="4"/>
-              <w:right w:val="single" w:color="8EA9B8" w:sz="4"/>
-            </w:tcBorders>
-            <w:tcMar>
-              <w:top w:type="dxa" w:w="50"/>
-              <w:left w:type="dxa" w:w="90"/>
-              <w:bottom w:type="dxa" w:w="50"/>
-              <w:right w:type="dxa" w:w="90"/>
-            </w:tcMar>
-          </w:tcPr>
-          <w:p>
-            <w:r>
-              <w:rPr>
-                <w:sz w:val="18"/>
-                <w:szCs w:val="18"/>
-              </w:rPr>
-              <w:t xml:space="preserve">M5</w:t>
-            </w:r>
-          </w:p>
-        </w:tc>
-        <w:tc>
-          <w:tcPr>
-            <w:tcW w:type="dxa" w:w="900"/>
-            <w:tcBorders>
-              <w:top w:val="single" w:color="8EA9B8" w:sz="4"/>
-              <w:left w:val="single" w:color="8EA9B8" w:sz="4"/>
-              <w:bottom w:val="single" w:color="8EA9B8" w:sz="4"/>
-              <w:right w:val="single" w:color="8EA9B8" w:sz="4"/>
-            </w:tcBorders>
-            <w:tcMar>
-              <w:top w:type="dxa" w:w="50"/>
-              <w:left w:type="dxa" w:w="90"/>
-              <w:bottom w:type="dxa" w:w="50"/>
-              <w:right w:type="dxa" w:w="90"/>
-            </w:tcMar>
-          </w:tcPr>
-          <w:p>
-            <w:r>
-              <w:rPr>
-                <w:sz w:val="18"/>
-                <w:szCs w:val="18"/>
-              </w:rPr>
-              <w:t xml:space="preserve">13</w:t>
-            </w:r>
-          </w:p>
-        </w:tc>
-        <w:tc>
-          <w:tcPr>
-            <w:tcW w:type="dxa" w:w="7660"/>
-            <w:tcBorders>
-              <w:top w:val="single" w:color="8EA9B8" w:sz="4"/>
-              <w:left w:val="single" w:color="8EA9B8" w:sz="4"/>
-              <w:bottom w:val="single" w:color="8EA9B8" w:sz="4"/>
-              <w:right w:val="single" w:color="8EA9B8" w:sz="4"/>
-            </w:tcBorders>
-            <w:tcMar>
-              <w:top w:type="dxa" w:w="50"/>
-              <w:left w:type="dxa" w:w="90"/>
-              <w:bottom w:type="dxa" w:w="50"/>
-              <w:right w:type="dxa" w:w="90"/>
-            </w:tcMar>
-          </w:tcPr>
-          <w:p>
-            <w:r>
-              <w:rPr>
-                <w:sz w:val="18"/>
-                <w:szCs w:val="18"/>
-              </w:rPr>
-              <w:t xml:space="preserve">Doctor page, Consent ID f050c29a, showing VA FAIL and 'Consent is not active. Current state: REVOKED'.</w:t>
-            </w:r>
-          </w:p>
-        </w:tc>
-      </w:tr>
-      <w:tr>
-        <w:tc>
-          <w:tcPr>
-            <w:tcW w:type="dxa" w:w="800"/>
-            <w:tcBorders>
-              <w:top w:val="single" w:color="8EA9B8" w:sz="4"/>
-              <w:left w:val="single" w:color="8EA9B8" w:sz="4"/>
-              <w:bottom w:val="single" w:color="8EA9B8" w:sz="4"/>
-              <w:right w:val="single" w:color="8EA9B8" w:sz="4"/>
-            </w:tcBorders>
-            <w:tcMar>
-              <w:top w:type="dxa" w:w="50"/>
-              <w:left w:type="dxa" w:w="90"/>
-              <w:bottom w:type="dxa" w:w="50"/>
-              <w:right w:type="dxa" w:w="90"/>
-            </w:tcMar>
-          </w:tcPr>
-          <w:p>
-            <w:r>
-              <w:rPr>
-                <w:sz w:val="18"/>
-                <w:szCs w:val="18"/>
-              </w:rPr>
-              <w:t xml:space="preserve">M6</w:t>
-            </w:r>
-          </w:p>
-        </w:tc>
-        <w:tc>
-          <w:tcPr>
-            <w:tcW w:type="dxa" w:w="900"/>
-            <w:tcBorders>
-              <w:top w:val="single" w:color="8EA9B8" w:sz="4"/>
-              <w:left w:val="single" w:color="8EA9B8" w:sz="4"/>
-              <w:bottom w:val="single" w:color="8EA9B8" w:sz="4"/>
-              <w:right w:val="single" w:color="8EA9B8" w:sz="4"/>
-            </w:tcBorders>
-            <w:tcMar>
-              <w:top w:type="dxa" w:w="50"/>
-              <w:left w:type="dxa" w:w="90"/>
-              <w:bottom w:type="dxa" w:w="50"/>
-              <w:right w:type="dxa" w:w="90"/>
-            </w:tcMar>
-          </w:tcPr>
-          <w:p>
-            <w:r>
-              <w:rPr>
-                <w:sz w:val="18"/>
-                <w:szCs w:val="18"/>
-              </w:rPr>
-              <w:t xml:space="preserve">14</w:t>
-            </w:r>
-          </w:p>
-        </w:tc>
-        <w:tc>
-          <w:tcPr>
-            <w:tcW w:type="dxa" w:w="7660"/>
-            <w:tcBorders>
-              <w:top w:val="single" w:color="8EA9B8" w:sz="4"/>
-              <w:left w:val="single" w:color="8EA9B8" w:sz="4"/>
-              <w:bottom w:val="single" w:color="8EA9B8" w:sz="4"/>
-              <w:right w:val="single" w:color="8EA9B8" w:sz="4"/>
-            </w:tcBorders>
-            <w:tcMar>
-              <w:top w:type="dxa" w:w="50"/>
-              <w:left w:type="dxa" w:w="90"/>
-              <w:bottom w:type="dxa" w:w="50"/>
-              <w:right w:type="dxa" w:w="90"/>
-            </w:tcMar>
-          </w:tcPr>
-          <w:p>
-            <w:r>
-              <w:rPr>
-                <w:sz w:val="18"/>
-                <w:szCs w:val="18"/>
-              </w:rPr>
-              <w:t xml:space="preserve">Etherscan page of the revoke transaction (link in Appendix A).</w:t>
-            </w:r>
-          </w:p>
-        </w:tc>
-      </w:tr>
-      <w:tr>
-        <w:tc>
-          <w:tcPr>
-            <w:tcW w:type="dxa" w:w="800"/>
-            <w:tcBorders>
-              <w:top w:val="single" w:color="8EA9B8" w:sz="4"/>
-              <w:left w:val="single" w:color="8EA9B8" w:sz="4"/>
-              <w:bottom w:val="single" w:color="8EA9B8" w:sz="4"/>
-              <w:right w:val="single" w:color="8EA9B8" w:sz="4"/>
-            </w:tcBorders>
-            <w:tcMar>
-              <w:top w:type="dxa" w:w="50"/>
-              <w:left w:type="dxa" w:w="90"/>
-              <w:bottom w:type="dxa" w:w="50"/>
-              <w:right w:type="dxa" w:w="90"/>
-            </w:tcMar>
-          </w:tcPr>
-          <w:p>
-            <w:r>
-              <w:rPr>
-                <w:sz w:val="18"/>
-                <w:szCs w:val="18"/>
-              </w:rPr>
-              <w:t xml:space="preserve">M7</w:t>
-            </w:r>
-          </w:p>
-        </w:tc>
-        <w:tc>
-          <w:tcPr>
-            <w:tcW w:type="dxa" w:w="900"/>
-            <w:tcBorders>
-              <w:top w:val="single" w:color="8EA9B8" w:sz="4"/>
-              <w:left w:val="single" w:color="8EA9B8" w:sz="4"/>
-              <w:bottom w:val="single" w:color="8EA9B8" w:sz="4"/>
-              <w:right w:val="single" w:color="8EA9B8" w:sz="4"/>
-            </w:tcBorders>
-            <w:tcMar>
-              <w:top w:type="dxa" w:w="50"/>
-              <w:left w:type="dxa" w:w="90"/>
-              <w:bottom w:type="dxa" w:w="50"/>
-              <w:right w:type="dxa" w:w="90"/>
-            </w:tcMar>
-          </w:tcPr>
-          <w:p>
-            <w:r>
-              <w:rPr>
-                <w:sz w:val="18"/>
-                <w:szCs w:val="18"/>
-              </w:rPr>
-              <w:t xml:space="preserve">15</w:t>
-            </w:r>
-          </w:p>
-        </w:tc>
-        <w:tc>
-          <w:tcPr>
-            <w:tcW w:type="dxa" w:w="7660"/>
-            <w:tcBorders>
-              <w:top w:val="single" w:color="8EA9B8" w:sz="4"/>
-              <w:left w:val="single" w:color="8EA9B8" w:sz="4"/>
-              <w:bottom w:val="single" w:color="8EA9B8" w:sz="4"/>
-              <w:right w:val="single" w:color="8EA9B8" w:sz="4"/>
-            </w:tcBorders>
-            <w:tcMar>
-              <w:top w:type="dxa" w:w="50"/>
-              <w:left w:type="dxa" w:w="90"/>
-              <w:bottom w:type="dxa" w:w="50"/>
-              <w:right w:type="dxa" w:w="90"/>
-            </w:tcMar>
-          </w:tcPr>
-          <w:p>
-            <w:r>
-              <w:rPr>
-                <w:sz w:val="18"/>
-                <w:szCs w:val="18"/>
-              </w:rPr>
-              <w:t xml:space="preserve">Auditor page with consent f050c29a selected, showing the lifecycle and the Detailed Audit Records with tx_hash and block_number.</w:t>
-            </w:r>
-          </w:p>
-        </w:tc>
-      </w:tr>
-      <w:tr>
-        <w:tc>
-          <w:tcPr>
-            <w:tcW w:type="dxa" w:w="800"/>
-            <w:tcBorders>
-              <w:top w:val="single" w:color="8EA9B8" w:sz="4"/>
-              <w:left w:val="single" w:color="8EA9B8" w:sz="4"/>
-              <w:bottom w:val="single" w:color="8EA9B8" w:sz="4"/>
-              <w:right w:val="single" w:color="8EA9B8" w:sz="4"/>
-            </w:tcBorders>
-            <w:tcMar>
-              <w:top w:type="dxa" w:w="50"/>
-              <w:left w:type="dxa" w:w="90"/>
-              <w:bottom w:type="dxa" w:w="50"/>
-              <w:right w:type="dxa" w:w="90"/>
-            </w:tcMar>
-          </w:tcPr>
-          <w:p>
-            <w:r>
-              <w:rPr>
-                <w:sz w:val="18"/>
-                <w:szCs w:val="18"/>
-              </w:rPr>
-              <w:t xml:space="preserve">M8</w:t>
-            </w:r>
-          </w:p>
-        </w:tc>
-        <w:tc>
-          <w:tcPr>
-            <w:tcW w:type="dxa" w:w="900"/>
-            <w:tcBorders>
-              <w:top w:val="single" w:color="8EA9B8" w:sz="4"/>
-              <w:left w:val="single" w:color="8EA9B8" w:sz="4"/>
-              <w:bottom w:val="single" w:color="8EA9B8" w:sz="4"/>
-              <w:right w:val="single" w:color="8EA9B8" w:sz="4"/>
-            </w:tcBorders>
-            <w:tcMar>
-              <w:top w:type="dxa" w:w="50"/>
-              <w:left w:type="dxa" w:w="90"/>
-              <w:bottom w:type="dxa" w:w="50"/>
-              <w:right w:type="dxa" w:w="90"/>
-            </w:tcMar>
-          </w:tcPr>
-          <w:p>
-            <w:r>
-              <w:rPr>
-                <w:sz w:val="18"/>
-                <w:szCs w:val="18"/>
-              </w:rPr>
-              <w:t xml:space="preserve">17</w:t>
-            </w:r>
-          </w:p>
-        </w:tc>
-        <w:tc>
-          <w:tcPr>
-            <w:tcW w:type="dxa" w:w="7660"/>
-            <w:tcBorders>
-              <w:top w:val="single" w:color="8EA9B8" w:sz="4"/>
-              <w:left w:val="single" w:color="8EA9B8" w:sz="4"/>
-              <w:bottom w:val="single" w:color="8EA9B8" w:sz="4"/>
-              <w:right w:val="single" w:color="8EA9B8" w:sz="4"/>
-            </w:tcBorders>
-            <w:tcMar>
-              <w:top w:type="dxa" w:w="50"/>
-              <w:left w:type="dxa" w:w="90"/>
-              <w:bottom w:type="dxa" w:w="50"/>
-              <w:right w:type="dxa" w:w="90"/>
-            </w:tcMar>
-          </w:tcPr>
-          <w:p>
-            <w:r>
-              <w:rPr>
-                <w:sz w:val="18"/>
-                <w:szCs w:val="18"/>
-              </w:rPr>
-              <w:t xml:space="preserve">Terminal maximised so that every line of the verify_poc output is visible.</w:t>
-            </w:r>
-          </w:p>
-        </w:tc>
-      </w:tr>
-    </w:tbl>
-    <w:p>
-      <w:pPr>
-        <w:spacing w:after="120"/>
-      </w:pPr>
     </w:p>
     <w:sectPr>
       <w:footerReference w:type="default" r:id="rId7"/>
